--- a/fuentes/CF_03_33130242.docx
+++ b/fuentes/CF_03_33130242.docx
@@ -1577,18 +1577,18 @@
     <w:p>
       <w:pPr>
         <w:pBdr>
-          <w:top w:val="nil"/>
-          <w:left w:val="nil"/>
-          <w:bottom w:val="nil"/>
-          <w:right w:val="nil"/>
-          <w:between w:val="nil"/>
+          <w:top w:val="nil" w:color="FF000000" w:sz="0" w:space="0"/>
+          <w:left w:val="nil" w:color="FF000000" w:sz="0" w:space="0"/>
+          <w:bottom w:val="nil" w:color="FF000000" w:sz="0" w:space="0"/>
+          <w:right w:val="nil" w:color="FF000000" w:sz="0" w:space="0"/>
+          <w:between w:val="nil" w:color="FF000000" w:sz="0" w:space="0"/>
         </w:pBdr>
         <w:jc w:val="both"/>
         <w:rPr>
           <w:color w:val="000000" w:themeColor="text1"/>
           <w:sz w:val="20"/>
           <w:szCs w:val="20"/>
-          <w:lang w:val="es-ES_tradnl"/>
+          <w:lang w:val="es-ES"/>
         </w:rPr>
       </w:pPr>
       <w:r>
@@ -1669,15 +1669,7 @@
           <w:szCs w:val="20"/>
           <w:lang w:val="es-ES"/>
         </w:rPr>
-        <w:t>, el cual constituye un elemento clave para el desarrollo de dicha labor.</w:t>
-      </w:r>
-      <w:r>
-        <w:rPr>
-          <w:sz w:val="20"/>
-          <w:szCs w:val="20"/>
-          <w:lang w:val="es-ES"/>
-        </w:rPr>
-        <w:t xml:space="preserve"> La forma en que se nombra a las personas con discapacidad, desde el lenguaje, puede incidir directamente en la generación de dinámicas de discriminación o exclusión. Por ello, también será necesario identificar las barreras presentes en el entorno, con el fin de evaluar el nivel de accesibilidad y aplicar los ajustes razonables y las acciones afirmativas que garanticen el ejercicio pleno de los derechos.</w:t>
+        <w:t>, el cual constituye un elemento clave para el desarrollo de dicha labor. La forma en que se nombra a las personas con discapacidad, desde el lenguaje, puede incidir directamente en la generación de dinámicas de discriminación o exclusión. Por ello, también será necesario identificar las barreras presentes en el entorno, con el fin de evaluar el nivel de accesibilidad y aplicar los ajustes razonables y las acciones afirmativas que garanticen el ejercicio pleno de los derechos.</w:t>
       </w:r>
       <w:r>
         <w:rPr>
@@ -1918,7 +1910,7 @@
             </w:drawing>
           </mc:Choice>
           <mc:Fallback>
-            <w:pict w14:anchorId="0B58C5C4">
+            <w:pict w14:anchorId="22D07258">
               <v:rect id="Rectángulo 249" style="width:426.15pt;height:57.65pt;visibility:visible;mso-wrap-style:square;mso-left-percent:-10001;mso-top-percent:-10001;mso-position-horizontal:absolute;mso-position-horizontal-relative:char;mso-position-vertical:absolute;mso-position-vertical-relative:line;mso-left-percent:-10001;mso-top-percent:-10001;v-text-anchor:middle" o:spid="_x0000_s1026" fillcolor="#39a900" strokecolor="#42719b" strokeweight="1pt" w14:anchorId="19C4049C" o:gfxdata="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">
                 <v:stroke miterlimit="5243f" startarrowwidth="narrow" startarrowlength="short" endarrowwidth="narrow" endarrowlength="short"/>
                 <v:textbox inset="2.53958mm,1.2694mm,2.53958mm,1.2694mm">
@@ -2331,7 +2323,7 @@
             </w:drawing>
           </mc:Choice>
           <mc:Fallback>
-            <w:pict w14:anchorId="4789D77A">
+            <w:pict w14:anchorId="362D1CE0">
               <v:shapetype id="_x0000_t202" coordsize="21600,21600" o:spt="202" path="m,l,21600r21600,l21600,xe" w14:anchorId="09628940">
                 <v:stroke joinstyle="miter"/>
                 <v:path gradientshapeok="t" o:connecttype="rect"/>
@@ -2629,7 +2621,7 @@
           <w:color w:val="000000" w:themeColor="text1" w:themeTint="FF" w:themeShade="FF"/>
           <w:lang w:val="es-ES" w:bidi="en-US"/>
         </w:rPr>
-        <w:t xml:space="preserve">unque conocer los diagnósticos médicos y acceder a las historias clínicas puede ser útil para una valoración adecuada, el diagnóstico por sí </w:t>
+        <w:t>unque conocer los diagnósticos médicos y acceder a las historias clínicas puede ser útil para una valoración adecuada, el diagnóstico por sí solo</w:t>
       </w:r>
       <w:r>
         <w:rPr>
@@ -2637,7 +2629,7 @@
           <w:color w:val="000000" w:themeColor="text1" w:themeTint="FF" w:themeShade="FF"/>
           <w:lang w:val="es-ES" w:bidi="en-US"/>
         </w:rPr>
-        <w:t>solo</w:t>
+        <w:t>,</w:t>
       </w:r>
       <w:r>
         <w:rPr>
@@ -2645,23 +2637,7 @@
           <w:color w:val="000000" w:themeColor="text1" w:themeTint="FF" w:themeShade="FF"/>
           <w:lang w:val="es-ES" w:bidi="en-US"/>
         </w:rPr>
-        <w:t>,</w:t>
-      </w:r>
-      <w:r>
-        <w:rPr>
-          <w:rFonts w:ascii="Arial" w:hAnsi="Arial" w:cs="Arial"/>
-          <w:color w:val="000000" w:themeColor="text1" w:themeTint="FF" w:themeShade="FF"/>
-          <w:lang w:val="es-ES" w:bidi="en-US"/>
-        </w:rPr>
-        <w:t xml:space="preserve"> </w:t>
-      </w:r>
-      <w:r>
-        <w:rPr>
-          <w:rFonts w:ascii="Arial" w:hAnsi="Arial" w:cs="Arial"/>
-          <w:color w:val="000000" w:themeColor="text1" w:themeTint="FF" w:themeShade="FF"/>
-          <w:lang w:val="es-ES" w:bidi="en-US"/>
-        </w:rPr>
-        <w:t>no determina la existencia de discapacidad.</w:t>
+        <w:t xml:space="preserve"> no determina la existencia de discapacidad.</w:t>
       </w:r>
     </w:p>
     <w:p>
@@ -2840,24 +2816,16 @@
         <w:rPr>
           <w:rFonts w:ascii="Arial" w:hAnsi="Arial" w:cs="Arial"/>
           <w:color w:val="000000" w:themeColor="text1"/>
-          <w:lang w:val="es-ES" w:bidi="en-US"/>
-        </w:rPr>
-      </w:pPr>
-      <w:r>
-        <w:rPr>
-          <w:rFonts w:ascii="Arial" w:hAnsi="Arial" w:cs="Arial"/>
-          <w:color w:val="000000" w:themeColor="text1" w:themeTint="FF" w:themeShade="FF"/>
-          <w:lang w:val="es-ES" w:bidi="en-US"/>
-        </w:rPr>
-        <w:t xml:space="preserve">De acuerdo con lo anterior, la Resolución 113 de 2020, “Por la cual se dictan disposiciones en relación con la certificación de discapacidad y el Registro de Localización y Caracterización de Personas con Discapacidad”, y su actualización, la Resolución 1197 de 2024, que deroga la Resolución 1239 de 2022, ambas expedidas por el Ministerio de Salud y Protección Social, constituyen referentes normativos clave. Estas normas abordan la discapacidad desde una perspectiva interdisciplinaria y reconocen que el punto de partida es el autorreconocimiento. </w:t>
-      </w:r>
-      <w:r>
-        <w:rPr>
-          <w:rFonts w:ascii="Arial" w:hAnsi="Arial" w:cs="Arial"/>
-          <w:color w:val="000000" w:themeColor="text1" w:themeTint="FF" w:themeShade="FF"/>
-          <w:lang w:val="es-ES" w:bidi="en-US"/>
-        </w:rPr>
-        <w:t>Es decir, no se trata de que una tercera persona determine quién tiene o no discapacidad, sino que es cada persona quien se identifica como tal.</w:t>
+          <w:lang w:val="es-ES_tradnl" w:bidi="en-US"/>
+        </w:rPr>
+      </w:pPr>
+      <w:r>
+        <w:rPr>
+          <w:rFonts w:ascii="Arial" w:hAnsi="Arial" w:cs="Arial"/>
+          <w:color w:val="000000" w:themeColor="text1"/>
+          <w:lang w:val="es-ES_tradnl" w:bidi="en-US"/>
+        </w:rPr>
+        <w:t>De acuerdo con lo anterior, la Resolución 113 de 2020, “Por la cual se dictan disposiciones en relación con la certificación de discapacidad y el Registro de Localización y Caracterización de Personas con Discapacidad”, y su actualización, la Resolución 1197 de 2024, que deroga la Resolución 1239 de 2022, ambas expedidas por el Ministerio de Salud y Protección Social, constituyen referentes normativos clave. Estas normas abordan la discapacidad desde una perspectiva interdisciplinaria y reconocen que el punto de partida es el autorreconocimiento. Es decir, no se trata de que una tercera persona determine quién tiene o no discapacidad, sino que es cada persona quien se identifica como tal.</w:t>
       </w:r>
     </w:p>
     <w:p>
@@ -3459,7 +3427,7 @@
             </w:drawing>
           </mc:Choice>
           <mc:Fallback>
-            <w:pict w14:anchorId="2CD303B2">
+            <w:pict w14:anchorId="204BBBAB">
               <v:shape id="_x0000_s1028" style="position:absolute;left:0;text-align:left;margin-left:0;margin-top:.35pt;width:444.7pt;height:29.9pt;z-index:251660288;visibility:visible;mso-wrap-style:square;mso-width-percent:0;mso-height-percent:0;mso-wrap-distance-left:9pt;mso-wrap-distance-top:0;mso-wrap-distance-right:9pt;mso-wrap-distance-bottom:0;mso-position-horizontal:left;mso-position-horizontal-relative:margin;mso-position-vertical:absolute;mso-position-vertical-relative:text;mso-width-percent:0;mso-height-percent:0;mso-width-relative:margin;mso-height-relative:margin;v-text-anchor:top" fillcolor="white [3201]" strokeweight=".5pt" type="#_x0000_t202" o:gfxdata="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" w14:anchorId="775DF4DA">
                 <v:textbox>
                   <w:txbxContent>
@@ -3586,32 +3554,16 @@
         <w:rPr>
           <w:rFonts w:ascii="Arial" w:hAnsi="Arial" w:cs="Arial"/>
           <w:color w:val="000000" w:themeColor="text1"/>
-          <w:lang w:val="es-ES" w:bidi="en-US"/>
-        </w:rPr>
-      </w:pPr>
-      <w:r>
-        <w:rPr>
-          <w:rFonts w:ascii="Arial" w:hAnsi="Arial" w:cs="Arial"/>
-          <w:color w:val="000000" w:themeColor="text1" w:themeTint="FF" w:themeShade="FF"/>
-          <w:lang w:val="es-ES" w:bidi="en-US"/>
-        </w:rPr>
-        <w:t xml:space="preserve">El documento señala que su origen responde al mandato establecido en el artículo 12 de la Ley 1996 de 2019, que encargó a la Consejería Presidencial —en ese momento, ente rector en la materia— la expedición de dicho lineamiento. </w:t>
-      </w:r>
-      <w:r>
-        <w:rPr>
-          <w:rFonts w:ascii="Arial" w:hAnsi="Arial" w:cs="Arial"/>
-          <w:color w:val="000000" w:themeColor="text1" w:themeTint="FF" w:themeShade="FF"/>
-          <w:lang w:val="es-ES" w:bidi="en-US"/>
-        </w:rPr>
-        <w:t>Se aclara que este protocolo tiene carácter nacional y se constituye como una herramienta técnica que debe ser considerada por todas las personas facilitadoras al momento de realizar valoraciones de apoyos.</w:t>
-      </w:r>
-      <w:r>
-        <w:rPr>
-          <w:rFonts w:ascii="Arial" w:hAnsi="Arial" w:cs="Arial"/>
-          <w:color w:val="000000" w:themeColor="text1" w:themeTint="FF" w:themeShade="FF"/>
-          <w:lang w:val="es-ES" w:bidi="en-US"/>
-        </w:rPr>
-        <w:t xml:space="preserve"> Además, se encuentra alineado con los estándares del Derecho Internacional y del Derecho Constitucional en relación con los derechos de las personas con discapacidad.</w:t>
+          <w:lang w:val="es-ES_tradnl" w:bidi="en-US"/>
+        </w:rPr>
+      </w:pPr>
+      <w:r>
+        <w:rPr>
+          <w:rFonts w:ascii="Arial" w:hAnsi="Arial" w:cs="Arial"/>
+          <w:color w:val="000000" w:themeColor="text1"/>
+          <w:lang w:val="es-ES_tradnl" w:bidi="en-US"/>
+        </w:rPr>
+        <w:t>El documento señala que su origen responde al mandato establecido en el artículo 12 de la Ley 1996 de 2019, que encargó a la Consejería Presidencial —en ese momento, ente rector en la materia— la expedición de dicho lineamiento. Se aclara que este protocolo tiene carácter nacional y se constituye como una herramienta técnica que debe ser considerada por todas las personas facilitadoras al momento de realizar valoraciones de apoyos. Además, se encuentra alineado con los estándares del Derecho Internacional y del Derecho Constitucional en relación con los derechos de las personas con discapacidad.</w:t>
       </w:r>
     </w:p>
     <w:p>
@@ -3634,62 +3586,54 @@
         <w:rPr>
           <w:rFonts w:ascii="Arial" w:hAnsi="Arial" w:cs="Arial"/>
           <w:color w:val="EE0000"/>
-          <w:lang w:val="es-ES" w:bidi="en-US"/>
-        </w:rPr>
-      </w:pPr>
-      <w:r>
-        <w:rPr>
-          <w:rFonts w:ascii="Arial" w:hAnsi="Arial" w:cs="Arial"/>
-          <w:color w:val="000000" w:themeColor="text1" w:themeTint="FF" w:themeShade="FF"/>
-          <w:lang w:val="es-ES" w:bidi="en-US"/>
+          <w:lang w:val="es-ES_tradnl" w:bidi="en-US"/>
+        </w:rPr>
+      </w:pPr>
+      <w:r>
+        <w:rPr>
+          <w:rFonts w:ascii="Arial" w:hAnsi="Arial" w:cs="Arial"/>
+          <w:color w:val="000000" w:themeColor="text1"/>
+          <w:lang w:val="es-ES_tradnl" w:bidi="en-US"/>
         </w:rPr>
         <w:t xml:space="preserve">A continuación, se abordarán aspectos </w:t>
       </w:r>
       <w:r>
         <w:rPr>
           <w:rFonts w:ascii="Arial" w:hAnsi="Arial" w:cs="Arial"/>
-          <w:color w:val="000000" w:themeColor="text1" w:themeTint="FF" w:themeShade="FF"/>
-          <w:lang w:val="es-ES" w:bidi="en-US"/>
+          <w:color w:val="000000" w:themeColor="text1"/>
+          <w:lang w:val="es-ES_tradnl" w:bidi="en-US"/>
         </w:rPr>
         <w:t xml:space="preserve">relacionados con el </w:t>
       </w:r>
       <w:r>
         <w:rPr>
           <w:rFonts w:ascii="Arial" w:hAnsi="Arial" w:cs="Arial"/>
-          <w:color w:val="000000" w:themeColor="text1" w:themeTint="FF" w:themeShade="FF"/>
-          <w:lang w:val="es-ES" w:bidi="en-US"/>
+          <w:color w:val="000000" w:themeColor="text1"/>
+          <w:lang w:val="es-ES_tradnl" w:bidi="en-US"/>
         </w:rPr>
         <w:t xml:space="preserve">“lineamiento del lenguaje” y </w:t>
       </w:r>
       <w:r>
         <w:rPr>
           <w:rFonts w:ascii="Arial" w:hAnsi="Arial" w:cs="Arial"/>
-          <w:color w:val="000000" w:themeColor="text1" w:themeTint="FF" w:themeShade="FF"/>
-          <w:lang w:val="es-ES" w:bidi="en-US"/>
+          <w:color w:val="000000" w:themeColor="text1"/>
+          <w:lang w:val="es-ES_tradnl" w:bidi="en-US"/>
         </w:rPr>
         <w:t xml:space="preserve">el </w:t>
       </w:r>
       <w:r>
         <w:rPr>
           <w:rFonts w:ascii="Arial" w:hAnsi="Arial" w:cs="Arial"/>
-          <w:color w:val="000000" w:themeColor="text1" w:themeTint="FF" w:themeShade="FF"/>
-          <w:lang w:val="es-ES" w:bidi="en-US"/>
-        </w:rPr>
-        <w:t xml:space="preserve">“lineamiento de accesibilidad”, así como otros elementos relacionados con el enfoque centrado en la persona con discapacidad. </w:t>
-      </w:r>
-      <w:r>
-        <w:rPr>
-          <w:rFonts w:ascii="Arial" w:hAnsi="Arial" w:cs="Arial"/>
-          <w:color w:val="000000" w:themeColor="text1" w:themeTint="FF" w:themeShade="FF"/>
-          <w:lang w:val="es-ES" w:bidi="en-US"/>
-        </w:rPr>
-        <w:t>Estos se consideran fundamentales para la actualización del documento, teniendo en cuenta que, conforme al artículo 12 de la Ley 1996 de 2019, dicho lineamiento y protocolo debe ser revisado y actualizado de manera periódica.</w:t>
+          <w:color w:val="000000" w:themeColor="text1"/>
+          <w:lang w:val="es-ES_tradnl" w:bidi="en-US"/>
+        </w:rPr>
+        <w:t>“lineamiento de accesibilidad”, así como otros elementos relacionados con el enfoque centrado en la persona con discapacidad. Estos se consideran fundamentales para la actualización del documento, teniendo en cuenta que, conforme al artículo 12 de la Ley 1996 de 2019, dicho lineamiento y protocolo debe ser revisado y actualizado de manera periódica.</w:t>
       </w:r>
       <w:r>
         <w:rPr>
           <w:rFonts w:ascii="Arial" w:hAnsi="Arial" w:cs="Arial"/>
           <w:color w:val="EE0000"/>
-          <w:lang w:val="es-ES" w:bidi="en-US"/>
+          <w:lang w:val="es-ES_tradnl" w:bidi="en-US"/>
         </w:rPr>
         <w:t xml:space="preserve"> </w:t>
       </w:r>
@@ -4148,7 +4092,7 @@
             </w:drawing>
           </mc:Choice>
           <mc:Fallback>
-            <w:pict w14:anchorId="0E8B895E">
+            <w:pict w14:anchorId="0DF073BC">
               <v:shape id="_x0000_s1029" style="position:absolute;left:0;text-align:left;margin-left:0;margin-top:1.6pt;width:444.7pt;height:28.4pt;z-index:251662336;visibility:visible;mso-wrap-style:square;mso-width-percent:0;mso-height-percent:0;mso-wrap-distance-left:9pt;mso-wrap-distance-top:0;mso-wrap-distance-right:9pt;mso-wrap-distance-bottom:0;mso-position-horizontal:left;mso-position-horizontal-relative:margin;mso-position-vertical:absolute;mso-position-vertical-relative:text;mso-width-percent:0;mso-height-percent:0;mso-width-relative:margin;mso-height-relative:margin;v-text-anchor:top" fillcolor="white [3201]" strokeweight=".5pt" type="#_x0000_t202" o:gfxdata="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" w14:anchorId="67F0FF6A">
                 <v:textbox>
                   <w:txbxContent>
@@ -4479,70 +4423,62 @@
         <w:rPr>
           <w:rFonts w:ascii="Arial" w:hAnsi="Arial" w:cs="Arial"/>
           <w:color w:val="000000" w:themeColor="text1"/>
-          <w:lang w:val="es-ES" w:bidi="en-US"/>
-        </w:rPr>
-      </w:pPr>
-      <w:r>
-        <w:rPr>
-          <w:rFonts w:ascii="Arial" w:hAnsi="Arial" w:cs="Arial"/>
-          <w:color w:val="000000" w:themeColor="text1" w:themeTint="FF" w:themeShade="FF"/>
-          <w:lang w:val="es-ES" w:bidi="en-US"/>
-        </w:rPr>
-        <w:t>Luego de responder a los interrogantes anteriores, se presenta a continuación una reflexión sobre el lenguaje y los aspectos que deben considerarse en relación con la valoración de apoyos.</w:t>
-      </w:r>
-      <w:r>
-        <w:rPr>
-          <w:rFonts w:ascii="Arial" w:hAnsi="Arial" w:cs="Arial"/>
-          <w:color w:val="000000" w:themeColor="text1" w:themeTint="FF" w:themeShade="FF"/>
-          <w:lang w:val="es-ES" w:bidi="en-US"/>
-        </w:rPr>
-        <w:t xml:space="preserve"> Cuando se habla de discapacidad, el lenguaje se convierte en uno de los elementos más relevantes</w:t>
-      </w:r>
-      <w:r>
-        <w:rPr>
-          <w:rFonts w:ascii="Arial" w:hAnsi="Arial" w:cs="Arial"/>
-          <w:color w:val="000000" w:themeColor="text1" w:themeTint="FF" w:themeShade="FF"/>
-          <w:lang w:val="es-ES" w:bidi="en-US"/>
+          <w:lang w:val="es-ES_tradnl" w:bidi="en-US"/>
+        </w:rPr>
+      </w:pPr>
+      <w:r>
+        <w:rPr>
+          <w:rFonts w:ascii="Arial" w:hAnsi="Arial" w:cs="Arial"/>
+          <w:color w:val="000000" w:themeColor="text1"/>
+          <w:lang w:val="es-ES_tradnl" w:bidi="en-US"/>
+        </w:rPr>
+        <w:t>Luego de responder a los interrogantes anteriores, se presenta a continuación una reflexión sobre el lenguaje y los aspectos que deben considerarse en relación con la valoración de apoyos. Cuando se habla de discapacidad, el lenguaje se convierte en uno de los elementos más relevantes</w:t>
+      </w:r>
+      <w:r>
+        <w:rPr>
+          <w:rFonts w:ascii="Arial" w:hAnsi="Arial" w:cs="Arial"/>
+          <w:color w:val="000000" w:themeColor="text1"/>
+          <w:lang w:val="es-ES_tradnl" w:bidi="en-US"/>
         </w:rPr>
         <w:t xml:space="preserve"> (Díaz, Gómez </w:t>
       </w:r>
       <w:r>
         <w:rPr>
           <w:rFonts w:ascii="Arial" w:hAnsi="Arial" w:cs="Arial"/>
-          <w:color w:val="000000" w:themeColor="text1" w:themeTint="FF" w:themeShade="FF"/>
-          <w:lang w:val="es-ES" w:bidi="en-US"/>
+          <w:color w:val="000000" w:themeColor="text1"/>
+          <w:lang w:val="es-ES_tradnl" w:bidi="en-US"/>
         </w:rPr>
         <w:t>&amp;</w:t>
       </w:r>
       <w:r>
         <w:rPr>
           <w:rFonts w:ascii="Arial" w:hAnsi="Arial" w:cs="Arial"/>
-          <w:color w:val="000000" w:themeColor="text1" w:themeTint="FF" w:themeShade="FF"/>
-          <w:lang w:val="es-ES" w:bidi="en-US"/>
+          <w:color w:val="000000" w:themeColor="text1"/>
+          <w:lang w:val="es-ES_tradnl" w:bidi="en-US"/>
         </w:rPr>
         <w:t xml:space="preserve"> </w:t>
       </w:r>
       <w:r>
         <w:rPr>
           <w:rFonts w:ascii="Arial" w:hAnsi="Arial" w:cs="Arial"/>
-          <w:color w:val="000000" w:themeColor="text1" w:themeTint="FF" w:themeShade="FF"/>
-          <w:lang w:val="es-ES" w:bidi="en-US"/>
+          <w:color w:val="000000" w:themeColor="text1"/>
+          <w:lang w:val="es-ES_tradnl" w:bidi="en-US"/>
         </w:rPr>
         <w:t>Míguez</w:t>
       </w:r>
       <w:r>
         <w:rPr>
           <w:rFonts w:ascii="Arial" w:hAnsi="Arial" w:cs="Arial"/>
-          <w:color w:val="000000" w:themeColor="text1" w:themeTint="FF" w:themeShade="FF"/>
-          <w:lang w:val="es-ES" w:bidi="en-US"/>
+          <w:color w:val="000000" w:themeColor="text1"/>
+          <w:lang w:val="es-ES_tradnl" w:bidi="en-US"/>
         </w:rPr>
         <w:t>, 2023)</w:t>
       </w:r>
       <w:r>
         <w:rPr>
           <w:rFonts w:ascii="Arial" w:hAnsi="Arial" w:cs="Arial"/>
-          <w:color w:val="000000" w:themeColor="text1" w:themeTint="FF" w:themeShade="FF"/>
-          <w:lang w:val="es-ES" w:bidi="en-US"/>
+          <w:color w:val="000000" w:themeColor="text1"/>
+          <w:lang w:val="es-ES_tradnl" w:bidi="en-US"/>
         </w:rPr>
         <w:t>, ya que su uso puede generar percepciones negativas o juicios de valor. El término “discapacidad” señala una condición o característica que históricamente ha implicado una carga para la persona, con una connotación que, en muchos casos, ha sido interpretada de forma negativa.</w:t>
       </w:r>
@@ -4885,7 +4821,7 @@
         <w:rPr>
           <w:rFonts w:ascii="Arial" w:hAnsi="Arial" w:cs="Arial"/>
           <w:color w:val="000000" w:themeColor="text1"/>
-          <w:lang w:val="es-ES_tradnl" w:bidi="en-US"/>
+          <w:lang w:val="es-ES" w:bidi="en-US"/>
         </w:rPr>
       </w:pPr>
       <w:r>
@@ -5010,7 +4946,7 @@
             </w:drawing>
           </mc:Choice>
           <mc:Fallback>
-            <w:pict w14:anchorId="78114812">
+            <w:pict w14:anchorId="63070F09">
               <v:shape id="Cuadro de texto 3" style="width:2in;height:2in;visibility:visible;mso-wrap-style:none;mso-left-percent:-10001;mso-top-percent:-10001;mso-position-horizontal:absolute;mso-position-horizontal-relative:char;mso-position-vertical:absolute;mso-position-vertical-relative:line;mso-left-percent:-10001;mso-top-percent:-10001;v-text-anchor:top" o:spid="_x0000_s1030" fillcolor="#4f81bd [3204]" strokecolor="white [3201]" strokeweight="3pt" type="#_x0000_t202" o:gfxdata="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" w14:anchorId="4A1CAF9F">
                 <v:shadow on="t" color="black" opacity="24903f" offset="0,.55556mm" origin=",.5"/>
                 <v:textbox style="mso-fit-shape-to-text:t">
@@ -5184,48 +5120,32 @@
         <w:rPr>
           <w:rFonts w:ascii="Arial" w:hAnsi="Arial" w:cs="Arial"/>
           <w:color w:val="000000" w:themeColor="text1"/>
-          <w:lang w:val="es-ES" w:bidi="en-US"/>
-        </w:rPr>
-      </w:pPr>
-      <w:r>
-        <w:rPr>
-          <w:rFonts w:ascii="Arial" w:hAnsi="Arial" w:cs="Arial"/>
-          <w:color w:val="000000" w:themeColor="text1" w:themeTint="FF" w:themeShade="FF"/>
-          <w:lang w:val="es-ES" w:bidi="en-US"/>
+          <w:lang w:val="es-ES_tradnl" w:bidi="en-US"/>
+        </w:rPr>
+      </w:pPr>
+      <w:r>
+        <w:rPr>
+          <w:rFonts w:ascii="Arial" w:hAnsi="Arial" w:cs="Arial"/>
+          <w:color w:val="000000" w:themeColor="text1"/>
+          <w:lang w:val="es-ES_tradnl" w:bidi="en-US"/>
         </w:rPr>
         <w:t xml:space="preserve">Ahora bien, aunque el término “persona con discapacidad” es socialmente aceptado y pertinente, ¿responde plenamente al </w:t>
       </w:r>
       <w:r>
         <w:rPr>
           <w:rFonts w:ascii="Arial" w:hAnsi="Arial" w:cs="Arial"/>
-          <w:color w:val="000000" w:themeColor="text1" w:themeTint="FF" w:themeShade="FF"/>
-          <w:lang w:val="es-ES" w:bidi="en-US"/>
+          <w:color w:val="000000" w:themeColor="text1"/>
+          <w:lang w:val="es-ES_tradnl" w:bidi="en-US"/>
         </w:rPr>
         <w:t>modelo social</w:t>
       </w:r>
       <w:r>
         <w:rPr>
           <w:rFonts w:ascii="Arial" w:hAnsi="Arial" w:cs="Arial"/>
-          <w:color w:val="000000" w:themeColor="text1" w:themeTint="FF" w:themeShade="FF"/>
-          <w:lang w:val="es-ES" w:bidi="en-US"/>
-        </w:rPr>
-        <w:t xml:space="preserve">? La respuesta es no, ya que sigue ubicando la discapacidad en la persona. </w:t>
-      </w:r>
-      <w:r>
-        <w:rPr>
-          <w:rFonts w:ascii="Arial" w:hAnsi="Arial" w:cs="Arial"/>
-          <w:color w:val="000000" w:themeColor="text1" w:themeTint="FF" w:themeShade="FF"/>
-          <w:lang w:val="es-ES" w:bidi="en-US"/>
-        </w:rPr>
-        <w:t>Sin embargo, este término fue elegido por el propio colectivo durante la elaboración de la Convención, como una opción política de reconocimiento.</w:t>
-      </w:r>
-      <w:r>
-        <w:rPr>
-          <w:rFonts w:ascii="Arial" w:hAnsi="Arial" w:cs="Arial"/>
-          <w:color w:val="000000" w:themeColor="text1" w:themeTint="FF" w:themeShade="FF"/>
-          <w:lang w:val="es-ES" w:bidi="en-US"/>
-        </w:rPr>
-        <w:t xml:space="preserve"> </w:t>
+          <w:color w:val="000000" w:themeColor="text1"/>
+          <w:lang w:val="es-ES_tradnl" w:bidi="en-US"/>
+        </w:rPr>
+        <w:t xml:space="preserve">? La respuesta es no, ya que sigue ubicando la discapacidad en la persona. Sin embargo, este término fue elegido por el propio colectivo durante la elaboración de la Convención, como una opción política de reconocimiento. </w:t>
       </w:r>
     </w:p>
     <w:p>
@@ -5305,23 +5225,7 @@
           <w:color w:val="000000" w:themeColor="text1" w:themeTint="FF" w:themeShade="FF"/>
           <w:lang w:val="es-ES" w:bidi="en-US"/>
         </w:rPr>
-        <w:t xml:space="preserve">, desarrollado por Agustín </w:t>
-      </w:r>
-      <w:r>
-        <w:rPr>
-          <w:rFonts w:ascii="Arial" w:hAnsi="Arial" w:cs="Arial"/>
-          <w:color w:val="000000" w:themeColor="text1" w:themeTint="FF" w:themeShade="FF"/>
-          <w:lang w:val="es-ES" w:bidi="en-US"/>
-        </w:rPr>
-        <w:t>Apalacio</w:t>
-      </w:r>
-      <w:r>
-        <w:rPr>
-          <w:rFonts w:ascii="Arial" w:hAnsi="Arial" w:cs="Arial"/>
-          <w:color w:val="000000" w:themeColor="text1" w:themeTint="FF" w:themeShade="FF"/>
-          <w:lang w:val="es-ES" w:bidi="en-US"/>
-        </w:rPr>
-        <w:t xml:space="preserve"> en 2006, ofrece una perspectiva centrada en el lenguaje. Este modelo parte del reconocimiento de que cada persona es única, no solo por su cultura, gustos o lugar de origen, sino también por su funcionamiento. Genéticamente, todas las personas son distintas: algunas más altas, otras más bajas, con diferentes tonos de piel, capacidades sensoriales o físicas. Esta diversidad no implica diferencia en términos de valor humano, sino que refleja la riqueza de la condición humana.</w:t>
+        <w:t>, desarrollado por Agustín Apalacio en 2006, ofrece una perspectiva centrada en el lenguaje. Este modelo parte del reconocimiento de que cada persona es única, no solo por su cultura, gustos o lugar de origen, sino también por su funcionamiento. Genéticamente, todas las personas son distintas: algunas más altas, otras más bajas, con diferentes tonos de piel, capacidades sensoriales o físicas. Esta diversidad no implica diferencia en términos de valor humano, sino que refleja la riqueza de la condición humana.</w:t>
       </w:r>
     </w:p>
     <w:p>
@@ -5353,15 +5257,7 @@
           <w:color w:val="000000" w:themeColor="text1" w:themeTint="FF" w:themeShade="FF"/>
           <w:lang w:val="es-ES" w:bidi="en-US"/>
         </w:rPr>
-        <w:t>En este mismo sentido, la funcionalidad del cuerpo o de la mente es simplemente una expresión de esa diversidad.</w:t>
-      </w:r>
-      <w:r>
-        <w:rPr>
-          <w:rFonts w:ascii="Arial" w:hAnsi="Arial" w:cs="Arial"/>
-          <w:color w:val="000000" w:themeColor="text1" w:themeTint="FF" w:themeShade="FF"/>
-          <w:lang w:val="es-ES" w:bidi="en-US"/>
-        </w:rPr>
-        <w:t xml:space="preserve"> Que una persona no vea o no escuche es parte natural de la multiplicidad de cuerpos y formas de ser. El </w:t>
+        <w:t xml:space="preserve">En este mismo sentido, la funcionalidad del cuerpo o de la mente es simplemente una expresión de esa diversidad. Que una persona no vea o no escuche es parte natural de la multiplicidad de cuerpos y formas de ser. El </w:t>
       </w:r>
       <w:r>
         <w:rPr>
@@ -5649,11 +5545,21 @@
       </w:r>
       <w:r>
         <w:rPr>
-          <w:i/>
-          <w:iCs/>
           <w:lang w:val="es-ES_tradnl"/>
         </w:rPr>
-        <w:t>podcast</w:t>
+        <w:t>p</w:t>
+      </w:r>
+      <w:r>
+        <w:rPr>
+          <w:lang w:val="es-ES_tradnl"/>
+        </w:rPr>
+        <w:t>ó</w:t>
+      </w:r>
+      <w:r>
+        <w:rPr>
+          <w:lang w:val="es-ES_tradnl"/>
+        </w:rPr>
+        <w:t>dcast</w:t>
       </w:r>
       <w:r>
         <w:rPr>
@@ -5918,7 +5824,7 @@
             </w:drawing>
           </mc:Choice>
           <mc:Fallback>
-            <w:pict w14:anchorId="20589D23">
+            <w:pict w14:anchorId="4FBFD512">
               <v:rect id="Rectángulo 42828022" style="width:426.15pt;height:57.65pt;visibility:visible;mso-wrap-style:square;mso-left-percent:-10001;mso-top-percent:-10001;mso-position-horizontal:absolute;mso-position-horizontal-relative:char;mso-position-vertical:absolute;mso-position-vertical-relative:line;mso-left-percent:-10001;mso-top-percent:-10001;v-text-anchor:middle" o:spid="_x0000_s1031" fillcolor="#39a900" strokecolor="#42719b" strokeweight="1pt" w14:anchorId="03A4B82C" o:gfxdata="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">
                 <v:stroke miterlimit="5243f" startarrowwidth="narrow" startarrowlength="short" endarrowwidth="narrow" endarrowlength="short"/>
                 <v:textbox inset="2.53958mm,1.2694mm,2.53958mm,1.2694mm">
@@ -6426,7 +6332,7 @@
             </w:drawing>
           </mc:Choice>
           <mc:Fallback>
-            <w:pict w14:anchorId="3CF92CD1">
+            <w:pict w14:anchorId="52535E03">
               <v:shape id="_x0000_s1032" style="position:absolute;margin-left:1.45pt;margin-top:18.75pt;width:444.7pt;height:30.85pt;z-index:251661312;visibility:visible;mso-wrap-style:square;mso-width-percent:0;mso-height-percent:0;mso-wrap-distance-left:9pt;mso-wrap-distance-top:0;mso-wrap-distance-right:9pt;mso-wrap-distance-bottom:0;mso-position-horizontal:absolute;mso-position-horizontal-relative:margin;mso-position-vertical:absolute;mso-position-vertical-relative:text;mso-width-percent:0;mso-height-percent:0;mso-width-relative:margin;mso-height-relative:margin;v-text-anchor:top" fillcolor="white [3201]" strokeweight=".5pt" type="#_x0000_t202" o:gfxdata="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" w14:anchorId="1345B504">
                 <v:textbox>
                   <w:txbxContent>
@@ -7082,15 +6988,7 @@
           <w:color w:val="000000" w:themeColor="text1" w:themeTint="FF" w:themeShade="FF"/>
           <w:lang w:val="es-ES" w:bidi="en-US"/>
         </w:rPr>
-        <w:t xml:space="preserve">De manera similar, una persona con discapacidad intelectual podría requerir herramientas específicas para comprender lo que el equipo docente está explicando. En este caso, un ajuste razonable podría ser el uso de pictogramas: una serie de imágenes que transmiten el mismo contenido que se expresa oralmente o por escrito. </w:t>
-      </w:r>
-      <w:r>
-        <w:rPr>
-          <w:rFonts w:ascii="Arial" w:hAnsi="Arial" w:cs="Arial"/>
-          <w:color w:val="000000" w:themeColor="text1" w:themeTint="FF" w:themeShade="FF"/>
-          <w:lang w:val="es-ES" w:bidi="en-US"/>
-        </w:rPr>
-        <w:t>Esta estrategia tiene como objetivo facilitar el aprendizaje y la participación activa de la persona.</w:t>
+        <w:t>De manera similar, una persona con discapacidad intelectual podría requerir herramientas específicas para comprender lo que el equipo docente está explicando. En este caso, un ajuste razonable podría ser el uso de pictogramas: una serie de imágenes que transmiten el mismo contenido que se expresa oralmente o por escrito. Esta estrategia tiene como objetivo facilitar el aprendizaje y la participación activa de la persona.</w:t>
       </w:r>
     </w:p>
     <w:p>
@@ -7433,24 +7331,16 @@
         <w:rPr>
           <w:rFonts w:ascii="Arial" w:hAnsi="Arial" w:cs="Arial"/>
           <w:color w:val="000000" w:themeColor="text1"/>
-          <w:lang w:val="es-ES" w:bidi="en-US"/>
-        </w:rPr>
-      </w:pPr>
-      <w:r>
-        <w:rPr>
-          <w:rFonts w:ascii="Arial" w:hAnsi="Arial" w:cs="Arial"/>
-          <w:color w:val="000000" w:themeColor="text1" w:themeTint="FF" w:themeShade="FF"/>
-          <w:lang w:val="es-ES" w:bidi="en-US"/>
-        </w:rPr>
-        <w:t xml:space="preserve">Lo mismo ocurre con la interpretación en lengua de señas dentro de un aula, la audiodescripción para una persona ciega o la construcción de una rampa para una persona con discapacidad física. </w:t>
-      </w:r>
-      <w:r>
-        <w:rPr>
-          <w:rFonts w:ascii="Arial" w:hAnsi="Arial" w:cs="Arial"/>
-          <w:color w:val="000000" w:themeColor="text1" w:themeTint="FF" w:themeShade="FF"/>
-          <w:lang w:val="es-ES" w:bidi="en-US"/>
-        </w:rPr>
-        <w:t>En todos estos casos, la acción afirmativa es la materialización de los ajustes razonables previamente identificados, con el objetivo de garantizar condiciones de accesibilidad, participación y autonomía para todas las personas.</w:t>
+          <w:lang w:val="es-ES_tradnl" w:bidi="en-US"/>
+        </w:rPr>
+      </w:pPr>
+      <w:r>
+        <w:rPr>
+          <w:rFonts w:ascii="Arial" w:hAnsi="Arial" w:cs="Arial"/>
+          <w:color w:val="000000" w:themeColor="text1"/>
+          <w:lang w:val="es-ES_tradnl" w:bidi="en-US"/>
+        </w:rPr>
+        <w:t>Lo mismo ocurre con la interpretación en lengua de señas dentro de un aula, la audiodescripción para una persona ciega o la construcción de una rampa para una persona con discapacidad física. En todos estos casos, la acción afirmativa es la materialización de los ajustes razonables previamente identificados, con el objetivo de garantizar condiciones de accesibilidad, participación y autonomía para todas las personas.</w:t>
       </w:r>
     </w:p>
     <w:p>
@@ -7696,7 +7586,7 @@
           <w:color w:val="000000" w:themeColor="text1" w:themeTint="FF" w:themeShade="FF"/>
           <w:lang w:val="es-ES" w:bidi="en-US"/>
         </w:rPr>
-        <w:t xml:space="preserve">Comprender las tres dimensiones de la accesibilidad —accesibilidad, ajustes razonables y acciones afirmativas— es fundamental para quienes facilitan procesos de valoración de apoyos. </w:t>
+        <w:t>Comprender las tres dimensiones de la accesibilidad —accesibilidad, ajustes razonables y acciones afirmativas— es fundamental para quienes facilitan procesos de valoración de apoyos. Es necesario tener presente que la accesibilidad constituye un derecho y</w:t>
       </w:r>
       <w:r>
         <w:rPr>
@@ -7704,7 +7594,7 @@
           <w:color w:val="000000" w:themeColor="text1" w:themeTint="FF" w:themeShade="FF"/>
           <w:lang w:val="es-ES" w:bidi="en-US"/>
         </w:rPr>
-        <w:t>Es necesario tener presente que la accesibilidad constituye un derecho y</w:t>
+        <w:t>,</w:t>
       </w:r>
       <w:r>
         <w:rPr>
@@ -7712,23 +7602,7 @@
           <w:color w:val="000000" w:themeColor="text1" w:themeTint="FF" w:themeShade="FF"/>
           <w:lang w:val="es-ES" w:bidi="en-US"/>
         </w:rPr>
-        <w:t>,</w:t>
-      </w:r>
-      <w:r>
-        <w:rPr>
-          <w:rFonts w:ascii="Arial" w:hAnsi="Arial" w:cs="Arial"/>
-          <w:color w:val="000000" w:themeColor="text1" w:themeTint="FF" w:themeShade="FF"/>
-          <w:lang w:val="es-ES" w:bidi="en-US"/>
-        </w:rPr>
-        <w:t xml:space="preserve"> por tanto, debe garantizarse mediante estrategias de implementación adaptadas tanto al tipo de discapacidad como a las necesidades particulares de cada persona.</w:t>
-      </w:r>
-      <w:r>
-        <w:rPr>
-          <w:rFonts w:ascii="Arial" w:hAnsi="Arial" w:cs="Arial"/>
-          <w:color w:val="000000" w:themeColor="text1" w:themeTint="FF" w:themeShade="FF"/>
-          <w:lang w:val="es-ES" w:bidi="en-US"/>
-        </w:rPr>
-        <w:t xml:space="preserve"> Estas estrategias deben construirse siempre de manera concertada con la persona, lo que se denomina ajuste razonable (REDI, 2023).</w:t>
+        <w:t xml:space="preserve"> por tanto, debe garantizarse mediante estrategias de implementación adaptadas tanto al tipo de discapacidad como a las necesidades particulares de cada persona. Estas estrategias deben construirse siempre de manera concertada con la persona, lo que se denomina ajuste razonable (REDI, 2023).</w:t>
       </w:r>
     </w:p>
     <w:p>
@@ -7831,7 +7705,7 @@
             </w:drawing>
           </mc:Choice>
           <mc:Fallback>
-            <w:pict w14:anchorId="3B9F04F9">
+            <w:pict w14:anchorId="068075A9">
               <v:shape id="Cuadro de texto 4" style="width:2in;height:2in;visibility:visible;mso-wrap-style:none;mso-left-percent:-10001;mso-top-percent:-10001;mso-position-horizontal:absolute;mso-position-horizontal-relative:char;mso-position-vertical:absolute;mso-position-vertical-relative:line;mso-left-percent:-10001;mso-top-percent:-10001;v-text-anchor:top" o:spid="_x0000_s1033" fillcolor="#4f81bd [3204]" strokecolor="white [3201]" strokeweight="3pt" type="#_x0000_t202" o:gfxdata="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" w14:anchorId="5FCEA11B">
                 <v:shadow on="t" color="black" opacity="24903f" offset="0,.55556mm" origin=",.5"/>
                 <v:textbox style="mso-fit-shape-to-text:t">
@@ -8184,7 +8058,7 @@
             </w:drawing>
           </mc:Choice>
           <mc:Fallback>
-            <w:pict w14:anchorId="1385E13F">
+            <w:pict w14:anchorId="08F5C07A">
               <v:shape id="_x0000_s1034" style="position:absolute;left:0;text-align:left;margin-left:-18.6pt;margin-top:161.8pt;width:490pt;height:29.4pt;z-index:251663360;visibility:visible;mso-wrap-style:square;mso-width-percent:0;mso-height-percent:0;mso-wrap-distance-left:9pt;mso-wrap-distance-top:0;mso-wrap-distance-right:9pt;mso-wrap-distance-bottom:0;mso-position-horizontal:absolute;mso-position-horizontal-relative:margin;mso-position-vertical:absolute;mso-position-vertical-relative:text;mso-width-percent:0;mso-height-percent:0;mso-width-relative:margin;mso-height-relative:margin;v-text-anchor:top" fillcolor="white [3201]" strokeweight=".5pt" type="#_x0000_t202" o:gfxdata="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" w14:anchorId="20C53E8F">
                 <v:textbox>
                   <w:txbxContent>
@@ -8774,7 +8648,7 @@
             </w:drawing>
           </mc:Choice>
           <mc:Fallback>
-            <w:pict w14:anchorId="756F0A07">
+            <w:pict w14:anchorId="3F928662">
               <v:rect id="Rectángulo 1260234880" style="width:426.15pt;height:57.65pt;visibility:visible;mso-wrap-style:square;mso-left-percent:-10001;mso-top-percent:-10001;mso-position-horizontal:absolute;mso-position-horizontal-relative:char;mso-position-vertical:absolute;mso-position-vertical-relative:line;mso-left-percent:-10001;mso-top-percent:-10001;v-text-anchor:middle" o:spid="_x0000_s1035" fillcolor="#39a900" strokecolor="#42719b" strokeweight="1pt" w14:anchorId="52669EC5" o:gfxdata="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">
                 <v:stroke miterlimit="5243f" startarrowwidth="narrow" startarrowlength="short" endarrowwidth="narrow" endarrowlength="short"/>
                 <v:textbox inset="2.53958mm,1.2694mm,2.53958mm,1.2694mm">
@@ -9031,15 +8905,7 @@
           <w:color w:val="000000" w:themeColor="text1" w:themeTint="FF" w:themeShade="FF"/>
           <w:lang w:val="es-ES" w:bidi="es-ES"/>
         </w:rPr>
-        <w:t xml:space="preserve">La etapa de finalización del informe de valoración de apoyos constituye un momento clave dentro del proceso, ya que representa el cierre formal del trabajo realizado junto a la persona con discapacidad y su red de apoyo. </w:t>
-      </w:r>
-      <w:r>
-        <w:rPr>
-          <w:rFonts w:ascii="Arial" w:hAnsi="Arial" w:cs="Arial"/>
-          <w:color w:val="000000" w:themeColor="text1" w:themeTint="FF" w:themeShade="FF"/>
-          <w:lang w:val="es-ES" w:bidi="es-ES"/>
-        </w:rPr>
-        <w:t>En esta fase, se organiza y sintetiza toda la información recolectada, con el fin de elaborar un documento que refleje fielmente la realidad, las necesidades, las preferencias y el proyecto de vida de la persona valorada.</w:t>
+        <w:t>La etapa de finalización del informe de valoración de apoyos constituye un momento clave dentro del proceso, ya que representa el cierre formal del trabajo realizado junto a la persona con discapacidad y su red de apoyo. En esta fase, se organiza y sintetiza toda la información recolectada, con el fin de elaborar un documento que refleje fielmente la realidad, las necesidades, las preferencias y el proyecto de vida de la persona valorada.</w:t>
       </w:r>
     </w:p>
     <w:p>
@@ -9344,7 +9210,7 @@
             </w:drawing>
           </mc:Choice>
           <mc:Fallback>
-            <w:pict w14:anchorId="001AFDDD">
+            <w:pict w14:anchorId="6CD15F4A">
               <v:shape id="_x0000_s1036" style="position:absolute;left:0;text-align:left;margin-left:393.5pt;margin-top:1.1pt;width:444.7pt;height:39.65pt;z-index:251664384;visibility:visible;mso-wrap-style:square;mso-width-percent:0;mso-height-percent:0;mso-wrap-distance-left:9pt;mso-wrap-distance-top:0;mso-wrap-distance-right:9pt;mso-wrap-distance-bottom:0;mso-position-horizontal:right;mso-position-horizontal-relative:margin;mso-position-vertical:absolute;mso-position-vertical-relative:text;mso-width-percent:0;mso-height-percent:0;mso-width-relative:margin;mso-height-relative:margin;v-text-anchor:top" fillcolor="white [3201]" strokeweight=".5pt" type="#_x0000_t202" o:gfxdata="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" w14:anchorId="0EA122DD">
                 <v:textbox>
                   <w:txbxContent>
@@ -9672,15 +9538,7 @@
           <w:color w:val="000000" w:themeColor="text1" w:themeTint="FF" w:themeShade="FF"/>
           <w:lang w:val="es-ES" w:bidi="en-US"/>
         </w:rPr>
-        <w:t>Asimismo, es importante recordar que el informe de valoración de apoyos constituye el momento de cierre del proceso.</w:t>
-      </w:r>
-      <w:r>
-        <w:rPr>
-          <w:rFonts w:ascii="Arial" w:hAnsi="Arial" w:cs="Arial"/>
-          <w:color w:val="000000" w:themeColor="text1" w:themeTint="FF" w:themeShade="FF"/>
-          <w:lang w:val="es-ES" w:bidi="en-US"/>
-        </w:rPr>
-        <w:t xml:space="preserve"> En él se recopila la información aportada por la persona con discapacidad y su red de apoyo durante los distintos encuentros. Se espera que este documento sea claro, coherente y ajustado a la realidad de las </w:t>
+        <w:t xml:space="preserve">Asimismo, es importante recordar que el informe de valoración de apoyos constituye el momento de cierre del proceso. En él se recopila la información aportada por la persona con discapacidad y su red de apoyo durante los distintos encuentros. Se espera que este documento sea claro, coherente y ajustado a la realidad de las </w:t>
       </w:r>
       <w:r>
         <w:rPr>
@@ -9839,14 +9697,14 @@
         <w:rPr>
           <w:rFonts w:ascii="Arial" w:hAnsi="Arial" w:cs="Arial"/>
           <w:color w:val="000000" w:themeColor="text1"/>
-          <w:lang w:val="es-ES" w:bidi="en-US"/>
-        </w:rPr>
-      </w:pPr>
-      <w:r>
-        <w:rPr>
-          <w:rFonts w:ascii="Arial" w:hAnsi="Arial" w:cs="Arial"/>
-          <w:color w:val="000000" w:themeColor="text1" w:themeTint="FF" w:themeShade="FF"/>
-          <w:lang w:val="es-ES" w:bidi="en-US"/>
+          <w:lang w:val="es-ES_tradnl" w:bidi="en-US"/>
+        </w:rPr>
+      </w:pPr>
+      <w:r>
+        <w:rPr>
+          <w:rFonts w:ascii="Arial" w:hAnsi="Arial" w:cs="Arial"/>
+          <w:color w:val="000000" w:themeColor="text1"/>
+          <w:lang w:val="es-ES_tradnl" w:bidi="en-US"/>
         </w:rPr>
         <w:t>Se debe describir de manera general el proyecto de vida de la persona, reflejando de forma clara e inequívoca su voluntad y preferencias.</w:t>
       </w:r>
@@ -10294,7 +10152,7 @@
         <w:rPr>
           <w:rFonts w:ascii="Arial" w:hAnsi="Arial" w:cs="Arial"/>
           <w:color w:val="000000" w:themeColor="text1"/>
-          <w:lang w:val="es-ES_tradnl" w:bidi="en-US"/>
+          <w:lang w:val="es-ES" w:bidi="en-US"/>
         </w:rPr>
       </w:pPr>
       <w:r>
@@ -10476,7 +10334,7 @@
           <w:color w:val="000000" w:themeColor="text1"/>
           <w:sz w:val="20"/>
           <w:szCs w:val="20"/>
-          <w:lang w:val="es-ES_tradnl"/>
+          <w:lang w:val="es-ES"/>
         </w:rPr>
       </w:pPr>
       <w:r>
@@ -10561,7 +10419,7 @@
             </w:drawing>
           </mc:Choice>
           <mc:Fallback>
-            <w:pict w14:anchorId="7969D8D9">
+            <w:pict w14:anchorId="17F485A7">
               <v:shape id="Cuadro de texto 9" style="position:absolute;margin-left:304.8pt;margin-top:179.7pt;width:63pt;height:20.25pt;z-index:251672576;visibility:visible;mso-wrap-style:square;mso-width-percent:0;mso-height-percent:0;mso-wrap-distance-left:9pt;mso-wrap-distance-top:0;mso-wrap-distance-right:9pt;mso-wrap-distance-bottom:0;mso-position-horizontal:absolute;mso-position-horizontal-relative:margin;mso-position-vertical:absolute;mso-position-vertical-relative:text;mso-width-percent:0;mso-height-percent:0;mso-width-relative:margin;mso-height-relative:margin;v-text-anchor:top" o:spid="_x0000_s1037" fillcolor="white [3201]" stroked="f" strokeweight=".5pt" type="#_x0000_t202" o:gfxdata="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" w14:anchorId="44F7EE32">
                 <v:textbox>
                   <w:txbxContent>
@@ -10674,7 +10532,7 @@
             </w:drawing>
           </mc:Choice>
           <mc:Fallback>
-            <w:pict w14:anchorId="63B52E5D">
+            <w:pict w14:anchorId="623D16EA">
               <v:shape id="Cuadro de texto 29" style="position:absolute;margin-left:204pt;margin-top:77.25pt;width:80.25pt;height:20.25pt;z-index:251666432;visibility:visible;mso-wrap-style:square;mso-width-percent:0;mso-height-percent:0;mso-wrap-distance-left:9pt;mso-wrap-distance-top:0;mso-wrap-distance-right:9pt;mso-wrap-distance-bottom:0;mso-position-horizontal:absolute;mso-position-horizontal-relative:margin;mso-position-vertical:absolute;mso-position-vertical-relative:text;mso-width-percent:0;mso-height-percent:0;mso-width-relative:margin;mso-height-relative:margin;v-text-anchor:top" o:spid="_x0000_s1038" fillcolor="white [3201]" stroked="f" strokeweight=".5pt" type="#_x0000_t202" o:gfxdata="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" w14:anchorId="4B2B519B">
                 <v:textbox>
                   <w:txbxContent>
@@ -10787,7 +10645,7 @@
             </w:drawing>
           </mc:Choice>
           <mc:Fallback>
-            <w:pict w14:anchorId="56575714">
+            <w:pict w14:anchorId="57D5020A">
               <v:shape id="Cuadro de texto 8" style="position:absolute;margin-left:137.55pt;margin-top:190.95pt;width:63pt;height:20.25pt;z-index:251670528;visibility:visible;mso-wrap-style:square;mso-width-percent:0;mso-height-percent:0;mso-wrap-distance-left:9pt;mso-wrap-distance-top:0;mso-wrap-distance-right:9pt;mso-wrap-distance-bottom:0;mso-position-horizontal:absolute;mso-position-horizontal-relative:margin;mso-position-vertical:absolute;mso-position-vertical-relative:text;mso-width-percent:0;mso-height-percent:0;mso-width-relative:margin;mso-height-relative:margin;v-text-anchor:top" o:spid="_x0000_s1039" fillcolor="white [3201]" stroked="f" strokeweight=".5pt" type="#_x0000_t202" o:gfxdata="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" w14:anchorId="0BFAE7EF">
                 <v:textbox>
                   <w:txbxContent>
@@ -10900,7 +10758,7 @@
             </w:drawing>
           </mc:Choice>
           <mc:Fallback>
-            <w:pict w14:anchorId="32EE1E6F">
+            <w:pict w14:anchorId="25BDB0EA">
               <v:shape id="Cuadro de texto 7" style="position:absolute;margin-left:-37.15pt;margin-top:172.2pt;width:63pt;height:20.25pt;z-index:251668480;visibility:visible;mso-wrap-style:square;mso-width-percent:0;mso-height-percent:0;mso-wrap-distance-left:9pt;mso-wrap-distance-top:0;mso-wrap-distance-right:9pt;mso-wrap-distance-bottom:0;mso-position-horizontal:absolute;mso-position-horizontal-relative:margin;mso-position-vertical:absolute;mso-position-vertical-relative:text;mso-width-percent:0;mso-height-percent:0;mso-width-relative:margin;mso-height-relative:margin;v-text-anchor:top" o:spid="_x0000_s1040" fillcolor="white [3201]" stroked="f" strokeweight=".5pt" type="#_x0000_t202" o:gfxdata="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" w14:anchorId="1171629E">
                 <v:textbox>
                   <w:txbxContent>
@@ -12091,20 +11949,7 @@
                 <w:szCs w:val="20"/>
                 <w:lang w:val="es-ES"/>
               </w:rPr>
-              <w:t>Sophia</w:t>
-            </w:r>
-            <w:r>
-              <w:rPr>
-                <w:b w:val="0"/>
-                <w:bCs w:val="0"/>
-                <w:i w:val="1"/>
-                <w:iCs w:val="1"/>
-                <w:color w:val="000000" w:themeColor="text1" w:themeTint="FF" w:themeShade="FF"/>
-                <w:sz w:val="20"/>
-                <w:szCs w:val="20"/>
-                <w:lang w:val="es-ES"/>
-              </w:rPr>
-              <w:t>: Colección de Filosofía de la Educación</w:t>
+              <w:t>Sophia: Colección de Filosofía de la Educación</w:t>
             </w:r>
             <w:r>
               <w:rPr>
@@ -12117,7 +11962,7 @@
               </w:rPr>
               <w:t xml:space="preserve">, (20), 247–266. </w:t>
             </w:r>
-            <w:hyperlink r:id="R9da8aed451984fcf">
+            <w:hyperlink r:id="Rd6bf4d990efd4058">
               <w:r>
                 <w:rPr>
                   <w:rStyle w:val="Hipervnculo"/>
@@ -13505,65 +13350,54 @@
               <w:spacing w:line="276" w:lineRule="auto"/>
               <w:rPr>
                 <w:b w:val="0"/>
-                <w:bCs w:val="0"/>
+                <w:bCs/>
                 <w:color w:val="000000" w:themeColor="text1"/>
                 <w:sz w:val="20"/>
                 <w:szCs w:val="20"/>
-                <w:lang w:val="es-ES"/>
+                <w:lang w:val="es-ES_tradnl"/>
               </w:rPr>
             </w:pPr>
             <w:r>
               <w:rPr>
                 <w:b w:val="0"/>
-                <w:bCs w:val="0"/>
-                <w:color w:val="000000" w:themeColor="text1" w:themeTint="FF" w:themeShade="FF"/>
+                <w:bCs/>
+                <w:color w:val="000000" w:themeColor="text1"/>
                 <w:sz w:val="20"/>
                 <w:szCs w:val="20"/>
-                <w:lang w:val="es-ES"/>
+                <w:lang w:val="es-ES_tradnl"/>
               </w:rPr>
               <w:t xml:space="preserve">a) Capacidad de goce: </w:t>
             </w:r>
             <w:r>
               <w:rPr>
                 <w:b w:val="0"/>
-                <w:bCs w:val="0"/>
-                <w:color w:val="000000" w:themeColor="text1" w:themeTint="FF" w:themeShade="FF"/>
+                <w:bCs/>
+                <w:color w:val="000000" w:themeColor="text1"/>
                 <w:sz w:val="20"/>
                 <w:szCs w:val="20"/>
-                <w:lang w:val="es-ES"/>
+                <w:lang w:val="es-ES_tradnl"/>
               </w:rPr>
               <w:t>a</w:t>
             </w:r>
             <w:r>
               <w:rPr>
                 <w:b w:val="0"/>
-                <w:bCs w:val="0"/>
-                <w:color w:val="000000" w:themeColor="text1" w:themeTint="FF" w:themeShade="FF"/>
+                <w:bCs/>
+                <w:color w:val="000000" w:themeColor="text1"/>
                 <w:sz w:val="20"/>
                 <w:szCs w:val="20"/>
-                <w:lang w:val="es-ES"/>
+                <w:lang w:val="es-ES_tradnl"/>
               </w:rPr>
-              <w:t>ptitud general que tiene toda persona natural o jurídica para ser sujeto de derechos y obligaciones, y es, sin duda alguna, el atributo esencial de la personalidad jurídica.</w:t>
+              <w:t>ptitud general que tiene toda persona natural o jurídica para ser sujeto de derechos y obligaciones, y es, sin duda alguna, el atributo esencial de la personalidad jurídica. (Corte Constitucional, Sentencia C-983 de 2002, M.P. Dr. Jaime Córdoba Triviño)</w:t>
             </w:r>
             <w:r>
               <w:rPr>
                 <w:b w:val="0"/>
-                <w:bCs w:val="0"/>
-                <w:color w:val="000000" w:themeColor="text1" w:themeTint="FF" w:themeShade="FF"/>
+                <w:bCs/>
+                <w:color w:val="000000" w:themeColor="text1"/>
                 <w:sz w:val="20"/>
                 <w:szCs w:val="20"/>
-                <w:lang w:val="es-ES"/>
-              </w:rPr>
-              <w:t xml:space="preserve"> (Corte Constitucional, Sentencia C-983 de 2002, M.P. Dr. Jaime Córdoba Triviño)</w:t>
-            </w:r>
-            <w:r>
-              <w:rPr>
-                <w:b w:val="0"/>
-                <w:bCs w:val="0"/>
-                <w:color w:val="000000" w:themeColor="text1" w:themeTint="FF" w:themeShade="FF"/>
-                <w:sz w:val="20"/>
-                <w:szCs w:val="20"/>
-                <w:lang w:val="es-ES"/>
+                <w:lang w:val="es-ES_tradnl"/>
               </w:rPr>
               <w:t>.</w:t>
             </w:r>
@@ -14065,34 +13899,23 @@
               <w:spacing w:line="276" w:lineRule="auto"/>
               <w:rPr>
                 <w:b w:val="0"/>
-                <w:bCs w:val="0"/>
+                <w:bCs/>
                 <w:color w:val="000000" w:themeColor="text1"/>
                 <w:sz w:val="20"/>
                 <w:szCs w:val="20"/>
-                <w:lang w:val="es-ES"/>
+                <w:lang w:val="es-ES_tradnl"/>
               </w:rPr>
             </w:pPr>
             <w:r>
               <w:rPr>
                 <w:b w:val="0"/>
-                <w:bCs w:val="0"/>
-                <w:color w:val="000000" w:themeColor="text1" w:themeTint="FF" w:themeShade="FF"/>
+                <w:bCs/>
+                <w:color w:val="000000" w:themeColor="text1"/>
                 <w:sz w:val="20"/>
                 <w:szCs w:val="20"/>
-                <w:lang w:val="es-ES"/>
+                <w:lang w:val="es-ES_tradnl"/>
               </w:rPr>
-              <w:t>es la persona natural, designada por la entidad pública o privada, para coordinar y llevar a cabo el proceso de valoración de apoyos de acuerdo con los lineamientos y el protocolo nacional para la realización de la valoración de apoyos expedidos por el ente rector del Sistema Nacional de Discapacidad.</w:t>
-            </w:r>
-            <w:r>
-              <w:rPr>
-                <w:b w:val="0"/>
-                <w:bCs w:val="0"/>
-                <w:color w:val="000000" w:themeColor="text1" w:themeTint="FF" w:themeShade="FF"/>
-                <w:sz w:val="20"/>
-                <w:szCs w:val="20"/>
-                <w:lang w:val="es-ES"/>
-              </w:rPr>
-              <w:t xml:space="preserve"> (Decreto 487, 2022, </w:t>
+              <w:t xml:space="preserve">es la persona natural, designada por la entidad pública o privada, para coordinar y llevar a cabo el proceso de valoración de apoyos de acuerdo con los lineamientos y el protocolo nacional para la realización de la valoración de apoyos expedidos por el ente rector del Sistema Nacional de Discapacidad. (Decreto 487, 2022, </w:t>
             </w:r>
           </w:p>
           <w:p>
@@ -14209,18 +14032,7 @@
                 <w:szCs w:val="20"/>
                 <w:lang w:val="es-ES"/>
               </w:rPr>
-              <w:t>es el proceso que se realiza, con base en estándares técnicos, que tiene como finalidad determinar cuáles son los apoyos formales que requiere una persona para tomar decisiones relacionadas con el ejercicio de su capacidad legal.</w:t>
-            </w:r>
-            <w:r>
-              <w:rPr>
-                <w:b w:val="0"/>
-                <w:bCs w:val="0"/>
-                <w:color w:val="000000" w:themeColor="text1" w:themeTint="FF" w:themeShade="FF"/>
-                <w:sz w:val="20"/>
-                <w:szCs w:val="20"/>
-                <w:lang w:val="es-ES"/>
-              </w:rPr>
-              <w:t xml:space="preserve"> (Ley 1996, 2019, Colombia, Art. 3)</w:t>
+              <w:t>es el proceso que se realiza, con base en estándares técnicos, que tiene como finalidad determinar cuáles son los apoyos formales que requiere una persona para tomar decisiones relacionadas con el ejercicio de su capacidad legal. (Ley 1996, 2019, Colombia, Art. 3)</w:t>
             </w:r>
             <w:r>
               <w:rPr>
@@ -14665,25 +14477,7 @@
           <w:szCs w:val="20"/>
           <w:lang w:val="es-ES"/>
         </w:rPr>
-        <w:t>Díaz, S., Gómez, A. P. &amp; Míguez, M. N. (</w:t>
-      </w:r>
-      <w:r>
-        <w:rPr>
-          <w:rFonts w:eastAsia="Times New Roman"/>
-          <w:sz w:val="20"/>
-          <w:szCs w:val="20"/>
-          <w:lang w:val="es-ES"/>
-        </w:rPr>
-        <w:t>Coords</w:t>
-      </w:r>
-      <w:r>
-        <w:rPr>
-          <w:rFonts w:eastAsia="Times New Roman"/>
-          <w:sz w:val="20"/>
-          <w:szCs w:val="20"/>
-          <w:lang w:val="es-ES"/>
-        </w:rPr>
-        <w:t xml:space="preserve">.). (2023). </w:t>
+        <w:t xml:space="preserve">Díaz, S., Gómez, A. P. &amp; Míguez, M. N. (Coords.). (2023). </w:t>
       </w:r>
       <w:r>
         <w:rPr>
@@ -15259,27 +15053,7 @@
           <w:szCs w:val="20"/>
           <w:lang w:val="es-ES"/>
         </w:rPr>
-        <w:t xml:space="preserve">Palacios, A. &amp; </w:t>
-      </w:r>
-      <w:r>
-        <w:rPr>
-          <w:rFonts w:ascii="Arial" w:hAnsi="Arial" w:cs="Arial"/>
-          <w:color w:val="000000" w:themeColor="text1" w:themeTint="FF" w:themeShade="FF"/>
-          <w:sz w:val="20"/>
-          <w:szCs w:val="20"/>
-          <w:lang w:val="es-ES"/>
-        </w:rPr>
-        <w:t>Romañach</w:t>
-      </w:r>
-      <w:r>
-        <w:rPr>
-          <w:rFonts w:ascii="Arial" w:hAnsi="Arial" w:cs="Arial"/>
-          <w:color w:val="000000" w:themeColor="text1" w:themeTint="FF" w:themeShade="FF"/>
-          <w:sz w:val="20"/>
-          <w:szCs w:val="20"/>
-          <w:lang w:val="es-ES"/>
-        </w:rPr>
-        <w:t xml:space="preserve">, J. (2007). </w:t>
+        <w:t xml:space="preserve">Palacios, A. &amp; Romañach, J. (2007). </w:t>
       </w:r>
       <w:r>
         <w:rPr>
@@ -16194,18 +15968,7 @@
                 <w:szCs w:val="20"/>
                 <w:lang w:val="es-ES"/>
               </w:rPr>
-              <w:t xml:space="preserve">Johan Andrey Rodríguez </w:t>
-            </w:r>
-            <w:r>
-              <w:rPr>
-                <w:b w:val="0"/>
-                <w:bCs w:val="0"/>
-                <w:color w:val="000000" w:themeColor="text1" w:themeTint="FF" w:themeShade="FF"/>
-                <w:sz w:val="20"/>
-                <w:szCs w:val="20"/>
-                <w:lang w:val="es-ES"/>
-              </w:rPr>
-              <w:t>Rodríguez</w:t>
+              <w:t>Johan Andrey Rodríguez Rodríguez</w:t>
             </w:r>
           </w:p>
         </w:tc>
@@ -16357,18 +16120,7 @@
                 <w:szCs w:val="20"/>
                 <w:lang w:val="es-ES"/>
               </w:rPr>
-              <w:t xml:space="preserve">Martha Cecilia Builes </w:t>
-            </w:r>
-            <w:r>
-              <w:rPr>
-                <w:b w:val="0"/>
-                <w:bCs w:val="0"/>
-                <w:color w:val="000000" w:themeColor="text1" w:themeTint="FF" w:themeShade="FF"/>
-                <w:sz w:val="20"/>
-                <w:szCs w:val="20"/>
-                <w:lang w:val="es-ES"/>
-              </w:rPr>
-              <w:t>Alzate</w:t>
+              <w:t>Martha Cecilia Builes Alzate</w:t>
             </w:r>
           </w:p>
         </w:tc>
@@ -18517,7 +18269,7 @@
           </w:drawing>
         </mc:Choice>
         <mc:Fallback>
-          <w:pict w14:anchorId="3B7BF9DB">
+          <w:pict w14:anchorId="163B0E89">
             <v:shapetype id="_x0000_t202" coordsize="21600,21600" o:spt="202" path="m,l,21600r21600,l21600,xe" w14:anchorId="29F603A6">
               <v:stroke joinstyle="miter"/>
               <v:path gradientshapeok="t" o:connecttype="rect"/>
@@ -18756,7 +18508,7 @@
           </w:drawing>
         </mc:Choice>
         <mc:Fallback>
-          <w:pict w14:anchorId="46AE94AF">
+          <w:pict w14:anchorId="0BA44216">
             <v:shape id="Shape 143" style="position:absolute;margin-left:330.7pt;margin-top:720.1pt;width:192.95pt;height:36.95pt;z-index:-251650048;visibility:visible;mso-wrap-style:none;mso-wrap-distance-left:0;mso-wrap-distance-top:0;mso-wrap-distance-right:0;mso-wrap-distance-bottom:0;mso-position-horizontal:absolute;mso-position-horizontal-relative:page;mso-position-vertical:absolute;mso-position-vertical-relative:page;v-text-anchor:top" o:spid="_x0000_s1044" filled="f" stroked="f" type="#_x0000_t202" o:gfxdata="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" w14:anchorId="5D8C2F19">
               <v:textbox style="mso-fit-shape-to-text:t" inset="0,0,0,0">
                 <w:txbxContent>
@@ -19001,7 +18753,7 @@
           </w:drawing>
         </mc:Choice>
         <mc:Fallback>
-          <w:pict w14:anchorId="053AFC45">
+          <w:pict w14:anchorId="3DDF87A5">
             <v:shapetype id="_x0000_t202" coordsize="21600,21600" o:spt="202" path="m,l,21600r21600,l21600,xe" w14:anchorId="6DA19F54">
               <v:stroke joinstyle="miter"/>
               <v:path gradientshapeok="t" o:connecttype="rect"/>
@@ -19240,7 +18992,7 @@
           </w:drawing>
         </mc:Choice>
         <mc:Fallback>
-          <w:pict w14:anchorId="7DD0EC1C">
+          <w:pict w14:anchorId="1990EE97">
             <v:shape id="Shape 135" style="position:absolute;margin-left:330.7pt;margin-top:720.1pt;width:192.95pt;height:36.95pt;z-index:-251654144;visibility:visible;mso-wrap-style:none;mso-wrap-distance-left:0;mso-wrap-distance-top:0;mso-wrap-distance-right:0;mso-wrap-distance-bottom:0;mso-position-horizontal:absolute;mso-position-horizontal-relative:page;mso-position-vertical:absolute;mso-position-vertical-relative:page;v-text-anchor:top" o:spid="_x0000_s1046" filled="f" stroked="f" type="#_x0000_t202" o:gfxdata="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" w14:anchorId="465A0117">
               <v:textbox style="mso-fit-shape-to-text:t" inset="0,0,0,0">
                 <w:txbxContent>
@@ -19632,7 +19384,7 @@
           </w:drawing>
         </mc:Choice>
         <mc:Fallback>
-          <w:pict w14:anchorId="15494951">
+          <w:pict w14:anchorId="5BC108E3">
             <v:shapetype id="_x0000_t202" coordsize="21600,21600" o:spt="202" path="m,l,21600r21600,l21600,xe" w14:anchorId="20142C5E">
               <v:stroke joinstyle="miter"/>
               <v:path gradientshapeok="t" o:connecttype="rect"/>
@@ -19801,7 +19553,7 @@
           </w:drawing>
         </mc:Choice>
         <mc:Fallback>
-          <w:pict w14:anchorId="0E243180">
+          <w:pict w14:anchorId="14BE90AD">
             <v:shape id="Shape 139" style="position:absolute;margin-left:88.25pt;margin-top:97.1pt;width:52.8pt;height:12pt;z-index:-251652096;visibility:visible;mso-wrap-style:none;mso-wrap-distance-left:0;mso-wrap-distance-top:0;mso-wrap-distance-right:0;mso-wrap-distance-bottom:0;mso-position-horizontal:absolute;mso-position-horizontal-relative:page;mso-position-vertical:absolute;mso-position-vertical-relative:page;v-text-anchor:top" o:spid="_x0000_s1042" filled="f" stroked="f" type="#_x0000_t202" o:gfxdata="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" w14:anchorId="58D9DC56">
               <v:textbox style="mso-fit-shape-to-text:t" inset="0,0,0,0">
                 <w:txbxContent>
@@ -38671,14 +38423,38 @@
 </file>
 
 <file path=customXml/item1.xml><?xml version="1.0" encoding="utf-8"?>
+<b:Sources xmlns:b="http://schemas.openxmlformats.org/officeDocument/2006/bibliography" xmlns="http://schemas.openxmlformats.org/officeDocument/2006/bibliography" SelectedStyle="\APASixthEditionOfficeOnline.xsl" StyleName="APA" Version="6"/>
+</file>
+
+<file path=customXml/item2.xml><?xml version="1.0" encoding="utf-8"?>
+<p:properties xmlns:p="http://schemas.microsoft.com/office/2006/metadata/properties" xmlns:xsi="http://www.w3.org/2001/XMLSchema-instance" xmlns:pc="http://schemas.microsoft.com/office/infopath/2007/PartnerControls">
+  <documentManagement>
+    <TaxCatchAll xmlns="2c0ff4f8-6664-4eb8-8bb0-965f2536cb1b" xsi:nil="true"/>
+    <lcf76f155ced4ddcb4097134ff3c332f xmlns="2b6b437a-5846-4934-ac66-7de06297595b">
+      <Terms xmlns="http://schemas.microsoft.com/office/infopath/2007/PartnerControls"/>
+    </lcf76f155ced4ddcb4097134ff3c332f>
+  </documentManagement>
+</p:properties>
+</file>
+
+<file path=customXml/item3.xml><?xml version="1.0" encoding="utf-8"?>
 <go:gDocsCustomXmlDataStorage xmlns:go="http://customooxmlschemas.google.com/" xmlns:r="http://schemas.openxmlformats.org/officeDocument/2006/relationships">
   <go:docsCustomData xmlns:go="http://customooxmlschemas.google.com/" roundtripDataSignature="AMtx7mgVwfTnThMJ3osM2v0+q+LoagmeAQ==">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</go:docsCustomData>
 </go:gDocsCustomXmlDataStorage>
 </file>
 
-<file path=customXml/item2.xml><?xml version="1.0" encoding="utf-8"?>
-<ct:contentTypeSchema xmlns:ct="http://schemas.microsoft.com/office/2006/metadata/contentType" xmlns:ma="http://schemas.microsoft.com/office/2006/metadata/properties/metaAttributes" ct:_="" ma:_="" ma:contentTypeName="Documento" ma:contentTypeID="0x010100FD531872C7CE554584EF00C37E403D8B" ma:contentTypeVersion="12" ma:contentTypeDescription="Crear nuevo documento." ma:contentTypeScope="" ma:versionID="64d59db2c65f584ab64846880a6453ab">
-  <xsd:schema xmlns:xsd="http://www.w3.org/2001/XMLSchema" xmlns:xs="http://www.w3.org/2001/XMLSchema" xmlns:p="http://schemas.microsoft.com/office/2006/metadata/properties" xmlns:ns2="2b6b437a-5846-4934-ac66-7de06297595b" xmlns:ns3="2c0ff4f8-6664-4eb8-8bb0-965f2536cb1b" targetNamespace="http://schemas.microsoft.com/office/2006/metadata/properties" ma:root="true" ma:fieldsID="6db0ecfdee2c25a275df86ee96baed0f" ns2:_="" ns3:_="">
+<file path=customXml/item4.xml><?xml version="1.0" encoding="utf-8"?>
+<?mso-contentType ?>
+<FormTemplates xmlns="http://schemas.microsoft.com/sharepoint/v3/contenttype/forms">
+  <Display>DocumentLibraryForm</Display>
+  <Edit>DocumentLibraryForm</Edit>
+  <New>DocumentLibraryForm</New>
+</FormTemplates>
+</file>
+
+<file path=customXml/item5.xml><?xml version="1.0" encoding="utf-8"?>
+<ct:contentTypeSchema xmlns:ct="http://schemas.microsoft.com/office/2006/metadata/contentType" xmlns:ma="http://schemas.microsoft.com/office/2006/metadata/properties/metaAttributes" ct:_="" ma:_="" ma:contentTypeName="Documento" ma:contentTypeID="0x010100FD531872C7CE554584EF00C37E403D8B" ma:contentTypeVersion="12" ma:contentTypeDescription="Crear nuevo documento." ma:contentTypeScope="" ma:versionID="31ec82868ee9b6bc1821db441fdafaf4">
+  <xsd:schema xmlns:xsd="http://www.w3.org/2001/XMLSchema" xmlns:xs="http://www.w3.org/2001/XMLSchema" xmlns:p="http://schemas.microsoft.com/office/2006/metadata/properties" xmlns:ns2="2b6b437a-5846-4934-ac66-7de06297595b" xmlns:ns3="2c0ff4f8-6664-4eb8-8bb0-965f2536cb1b" targetNamespace="http://schemas.microsoft.com/office/2006/metadata/properties" ma:root="true" ma:fieldsID="dfd02cd6e973274cdf3c9f2822ea5e9d" ns2:_="" ns3:_="">
     <xsd:import namespace="2b6b437a-5846-4934-ac66-7de06297595b"/>
     <xsd:import namespace="2c0ff4f8-6664-4eb8-8bb0-965f2536cb1b"/>
     <xsd:element name="properties">
@@ -38877,50 +38653,30 @@
 </ct:contentTypeSchema>
 </file>
 
-<file path=customXml/item3.xml><?xml version="1.0" encoding="utf-8"?>
-<p:properties xmlns:p="http://schemas.microsoft.com/office/2006/metadata/properties" xmlns:xsi="http://www.w3.org/2001/XMLSchema-instance" xmlns:pc="http://schemas.microsoft.com/office/infopath/2007/PartnerControls">
-  <documentManagement>
-    <TaxCatchAll xmlns="2c0ff4f8-6664-4eb8-8bb0-965f2536cb1b" xsi:nil="true"/>
-    <lcf76f155ced4ddcb4097134ff3c332f xmlns="2b6b437a-5846-4934-ac66-7de06297595b">
-      <Terms xmlns="http://schemas.microsoft.com/office/infopath/2007/PartnerControls"/>
-    </lcf76f155ced4ddcb4097134ff3c332f>
-  </documentManagement>
-</p:properties>
-</file>
-
-<file path=customXml/item4.xml><?xml version="1.0" encoding="utf-8"?>
-<?mso-contentType ?>
-<FormTemplates xmlns="http://schemas.microsoft.com/sharepoint/v3/contenttype/forms">
-  <Display>DocumentLibraryForm</Display>
-  <Edit>DocumentLibraryForm</Edit>
-  <New>DocumentLibraryForm</New>
-</FormTemplates>
-</file>
-
-<file path=customXml/item5.xml><?xml version="1.0" encoding="utf-8"?>
-<b:Sources xmlns:b="http://schemas.openxmlformats.org/officeDocument/2006/bibliography" xmlns="http://schemas.openxmlformats.org/officeDocument/2006/bibliography" SelectedStyle="\APASixthEditionOfficeOnline.xsl" StyleName="APA" Version="6"/>
-</file>
-
 <file path=customXml/itemProps1.xml><?xml version="1.0" encoding="utf-8"?>
-<ds:datastoreItem xmlns:ds="http://schemas.openxmlformats.org/officeDocument/2006/customXml" ds:itemID="{11111111-1234-1234-1234-123412341234}">
+<ds:datastoreItem xmlns:ds="http://schemas.openxmlformats.org/officeDocument/2006/customXml" ds:itemID="{A900727D-6FC9-404C-8D8E-15E8AAE3A4D7}">
   <ds:schemaRefs>
-    <ds:schemaRef ds:uri="http://customooxmlschemas.google.com/"/>
-    <ds:schemaRef ds:uri="http://schemas.openxmlformats.org/officeDocument/2006/relationships"/>
+    <ds:schemaRef ds:uri="http://schemas.openxmlformats.org/officeDocument/2006/bibliography"/>
   </ds:schemaRefs>
 </ds:datastoreItem>
 </file>
 
 <file path=customXml/itemProps2.xml><?xml version="1.0" encoding="utf-8"?>
-<ds:datastoreItem xmlns:ds="http://schemas.openxmlformats.org/officeDocument/2006/customXml" ds:itemID="{98DF2A46-F83C-422F-B49F-F8354A4CB1FB}"/>
-</file>
-
-<file path=customXml/itemProps3.xml><?xml version="1.0" encoding="utf-8"?>
 <ds:datastoreItem xmlns:ds="http://schemas.openxmlformats.org/officeDocument/2006/customXml" ds:itemID="{F37F9110-465B-45DF-8B3C-CE0F643F750C}">
   <ds:schemaRefs>
     <ds:schemaRef ds:uri="http://schemas.microsoft.com/office/2006/metadata/properties"/>
     <ds:schemaRef ds:uri="http://schemas.microsoft.com/office/infopath/2007/PartnerControls"/>
     <ds:schemaRef ds:uri="2c0ff4f8-6664-4eb8-8bb0-965f2536cb1b"/>
     <ds:schemaRef ds:uri="2b6b437a-5846-4934-ac66-7de06297595b"/>
+  </ds:schemaRefs>
+</ds:datastoreItem>
+</file>
+
+<file path=customXml/itemProps3.xml><?xml version="1.0" encoding="utf-8"?>
+<ds:datastoreItem xmlns:ds="http://schemas.openxmlformats.org/officeDocument/2006/customXml" ds:itemID="{11111111-1234-1234-1234-123412341234}">
+  <ds:schemaRefs>
+    <ds:schemaRef ds:uri="http://customooxmlschemas.google.com/"/>
+    <ds:schemaRef ds:uri="http://schemas.openxmlformats.org/officeDocument/2006/relationships"/>
   </ds:schemaRefs>
 </ds:datastoreItem>
 </file>
@@ -38934,9 +38690,5 @@
 </file>
 
 <file path=customXml/itemProps5.xml><?xml version="1.0" encoding="utf-8"?>
-<ds:datastoreItem xmlns:ds="http://schemas.openxmlformats.org/officeDocument/2006/customXml" ds:itemID="{A900727D-6FC9-404C-8D8E-15E8AAE3A4D7}">
-  <ds:schemaRefs>
-    <ds:schemaRef ds:uri="http://schemas.openxmlformats.org/officeDocument/2006/bibliography"/>
-  </ds:schemaRefs>
-</ds:datastoreItem>
+<ds:datastoreItem xmlns:ds="http://schemas.openxmlformats.org/officeDocument/2006/customXml" ds:itemID="{167CF803-3486-460B-BAFF-17D17EC693E6}"/>
 </file>
--- a/fuentes/CF_03_33130242.docx
+++ b/fuentes/CF_03_33130242.docx
@@ -363,6 +363,7 @@
           <w:tcPr>
             <w:tcW w:w="3397" w:type="dxa"/>
             <w:shd w:val="clear" w:color="auto" w:fill="auto"/>
+            <w:tcMar/>
             <w:vAlign w:val="center"/>
           </w:tcPr>
           <w:p>
@@ -390,6 +391,7 @@
           <w:tcPr>
             <w:tcW w:w="6565" w:type="dxa"/>
             <w:shd w:val="clear" w:color="auto" w:fill="auto"/>
+            <w:tcMar/>
             <w:vAlign w:val="center"/>
           </w:tcPr>
           <w:p>
@@ -422,6 +424,7 @@
           <w:tcPr>
             <w:tcW w:w="3397" w:type="dxa"/>
             <w:shd w:val="clear" w:color="auto" w:fill="auto"/>
+            <w:tcMar/>
             <w:vAlign w:val="center"/>
           </w:tcPr>
           <w:p>
@@ -449,6 +452,7 @@
           <w:tcPr>
             <w:tcW w:w="6565" w:type="dxa"/>
             <w:shd w:val="clear" w:color="auto" w:fill="auto"/>
+            <w:tcMar/>
             <w:vAlign w:val="center"/>
           </w:tcPr>
           <w:p>
@@ -486,6 +490,7 @@
           <w:tcPr>
             <w:tcW w:w="3397" w:type="dxa"/>
             <w:shd w:val="clear" w:color="auto" w:fill="auto"/>
+            <w:tcMar/>
             <w:vAlign w:val="center"/>
           </w:tcPr>
           <w:p>
@@ -513,6 +518,7 @@
           <w:tcPr>
             <w:tcW w:w="6565" w:type="dxa"/>
             <w:shd w:val="clear" w:color="auto" w:fill="auto"/>
+            <w:tcMar/>
             <w:vAlign w:val="center"/>
           </w:tcPr>
           <w:p>
@@ -520,65 +526,32 @@
               <w:spacing w:line="276" w:lineRule="auto"/>
               <w:rPr>
                 <w:b w:val="0"/>
-                <w:bCs/>
+                <w:bCs w:val="0"/>
                 <w:color w:val="000000" w:themeColor="text1"/>
                 <w:sz w:val="20"/>
                 <w:szCs w:val="20"/>
-                <w:lang w:val="es-ES_tradnl"/>
+                <w:lang w:val="es-ES"/>
               </w:rPr>
             </w:pPr>
             <w:r>
               <w:rPr>
                 <w:b w:val="0"/>
-                <w:bCs/>
-                <w:color w:val="000000" w:themeColor="text1"/>
+                <w:bCs w:val="0"/>
+                <w:color w:val="000000" w:themeColor="text1" w:themeTint="FF" w:themeShade="FF"/>
                 <w:sz w:val="20"/>
                 <w:szCs w:val="20"/>
-                <w:lang w:val="es-ES_tradnl"/>
+                <w:lang w:val="es-ES"/>
               </w:rPr>
-              <w:t>En e</w:t>
+              <w:t>Este componente formativo se orienta hacia el desarrollo de la valoración de apoyos, aplicando el lineamiento de lenguaje para referirse a las personas con discapacidad. También incluye el lineamiento de accesibilidad, que permite identificar barreras y aplicar ajustes razonables, todo ello encaminado a la autonomía y al ejercicio pleno de derechos</w:t>
             </w:r>
             <w:r>
               <w:rPr>
                 <w:b w:val="0"/>
-                <w:bCs/>
-                <w:color w:val="000000" w:themeColor="text1"/>
+                <w:bCs w:val="0"/>
+                <w:color w:val="000000" w:themeColor="text1" w:themeTint="FF" w:themeShade="FF"/>
                 <w:sz w:val="20"/>
                 <w:szCs w:val="20"/>
-                <w:lang w:val="es-ES_tradnl"/>
-              </w:rPr>
-              <w:t>ste componente formativo se orienta hacia el desarrollo de la valoración de apoyos,</w:t>
-            </w:r>
-            <w:r>
-              <w:rPr>
-                <w:b w:val="0"/>
-                <w:bCs/>
-                <w:color w:val="000000" w:themeColor="text1"/>
-                <w:sz w:val="20"/>
-                <w:szCs w:val="20"/>
-                <w:lang w:val="es-ES_tradnl"/>
-              </w:rPr>
-              <w:t xml:space="preserve"> </w:t>
-            </w:r>
-            <w:r>
-              <w:rPr>
-                <w:b w:val="0"/>
-                <w:bCs/>
-                <w:color w:val="000000" w:themeColor="text1"/>
-                <w:sz w:val="20"/>
-                <w:szCs w:val="20"/>
-                <w:lang w:val="es-ES_tradnl"/>
-              </w:rPr>
-              <w:t>aplicando el lineamiento de lenguaje para referirse a las personas con discapacidad. También incluye el lineamiento de accesibilidad, que permite identificar barreras y aplicar ajustes razonables. Todo ello encaminado a la autonomía y el ejercicio pleno de derechos</w:t>
-            </w:r>
-            <w:r>
-              <w:rPr>
-                <w:b w:val="0"/>
-                <w:bCs/>
-                <w:color w:val="000000" w:themeColor="text1"/>
-                <w:sz w:val="20"/>
-                <w:szCs w:val="20"/>
-                <w:lang w:val="es-ES_tradnl"/>
+                <w:lang w:val="es-ES"/>
               </w:rPr>
               <w:t>.</w:t>
             </w:r>
@@ -593,6 +566,7 @@
           <w:tcPr>
             <w:tcW w:w="3397" w:type="dxa"/>
             <w:shd w:val="clear" w:color="auto" w:fill="auto"/>
+            <w:tcMar/>
             <w:vAlign w:val="center"/>
           </w:tcPr>
           <w:p>
@@ -620,6 +594,7 @@
           <w:tcPr>
             <w:tcW w:w="6565" w:type="dxa"/>
             <w:shd w:val="clear" w:color="auto" w:fill="auto"/>
+            <w:tcMar/>
             <w:vAlign w:val="center"/>
           </w:tcPr>
           <w:p>
@@ -1669,7 +1644,15 @@
           <w:szCs w:val="20"/>
           <w:lang w:val="es-ES"/>
         </w:rPr>
-        <w:t>, el cual constituye un elemento clave para el desarrollo de dicha labor. La forma en que se nombra a las personas con discapacidad, desde el lenguaje, puede incidir directamente en la generación de dinámicas de discriminación o exclusión. Por ello, también será necesario identificar las barreras presentes en el entorno, con el fin de evaluar el nivel de accesibilidad y aplicar los ajustes razonables y las acciones afirmativas que garanticen el ejercicio pleno de los derechos.</w:t>
+        <w:t xml:space="preserve">, el cual constituye un elemento clave para el desarrollo de dicha labor. La forma en que se nombra a las personas con discapacidad, desde el lenguaje, puede incidir directamente en la generación de dinámicas de discriminación o exclusión. </w:t>
+      </w:r>
+      <w:r>
+        <w:rPr>
+          <w:sz w:val="20"/>
+          <w:szCs w:val="20"/>
+          <w:lang w:val="es-ES"/>
+        </w:rPr>
+        <w:t>Por ello, también será necesario identificar las barreras presentes en el entorno, con el fin de evaluar el nivel de accesibilidad y aplicar los ajustes razonables y las acciones afirmativas que garanticen el ejercicio pleno de los derechos.</w:t>
       </w:r>
       <w:r>
         <w:rPr>
@@ -1910,7 +1893,7 @@
             </w:drawing>
           </mc:Choice>
           <mc:Fallback>
-            <w:pict w14:anchorId="22D07258">
+            <w:pict w14:anchorId="34F6E6E9">
               <v:rect id="Rectángulo 249" style="width:426.15pt;height:57.65pt;visibility:visible;mso-wrap-style:square;mso-left-percent:-10001;mso-top-percent:-10001;mso-position-horizontal:absolute;mso-position-horizontal-relative:char;mso-position-vertical:absolute;mso-position-vertical-relative:line;mso-left-percent:-10001;mso-top-percent:-10001;v-text-anchor:middle" o:spid="_x0000_s1026" fillcolor="#39a900" strokecolor="#42719b" strokeweight="1pt" w14:anchorId="19C4049C" o:gfxdata="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">
                 <v:stroke miterlimit="5243f" startarrowwidth="narrow" startarrowlength="short" endarrowwidth="narrow" endarrowlength="short"/>
                 <v:textbox inset="2.53958mm,1.2694mm,2.53958mm,1.2694mm">
@@ -2323,7 +2306,7 @@
             </w:drawing>
           </mc:Choice>
           <mc:Fallback>
-            <w:pict w14:anchorId="362D1CE0">
+            <w:pict w14:anchorId="422BBDFE">
               <v:shapetype id="_x0000_t202" coordsize="21600,21600" o:spt="202" path="m,l,21600r21600,l21600,xe" w14:anchorId="09628940">
                 <v:stroke joinstyle="miter"/>
                 <v:path gradientshapeok="t" o:connecttype="rect"/>
@@ -2604,40 +2587,24 @@
         <w:rPr>
           <w:rFonts w:ascii="Arial" w:hAnsi="Arial" w:cs="Arial"/>
           <w:color w:val="000000" w:themeColor="text1"/>
-          <w:lang w:val="es-ES" w:bidi="en-US"/>
-        </w:rPr>
-      </w:pPr>
-      <w:r>
-        <w:rPr>
-          <w:rFonts w:ascii="Arial" w:hAnsi="Arial" w:cs="Arial"/>
-          <w:color w:val="000000" w:themeColor="text1" w:themeTint="FF" w:themeShade="FF"/>
-          <w:lang w:val="es-ES" w:bidi="en-US"/>
+          <w:lang w:val="es-ES_tradnl" w:bidi="en-US"/>
+        </w:rPr>
+      </w:pPr>
+      <w:r>
+        <w:rPr>
+          <w:rFonts w:ascii="Arial" w:hAnsi="Arial" w:cs="Arial"/>
+          <w:color w:val="000000" w:themeColor="text1"/>
+          <w:lang w:val="es-ES_tradnl" w:bidi="en-US"/>
         </w:rPr>
         <w:t>A</w:t>
       </w:r>
       <w:r>
         <w:rPr>
           <w:rFonts w:ascii="Arial" w:hAnsi="Arial" w:cs="Arial"/>
-          <w:color w:val="000000" w:themeColor="text1" w:themeTint="FF" w:themeShade="FF"/>
-          <w:lang w:val="es-ES" w:bidi="en-US"/>
-        </w:rPr>
-        <w:t>unque conocer los diagnósticos médicos y acceder a las historias clínicas puede ser útil para una valoración adecuada, el diagnóstico por sí solo</w:t>
-      </w:r>
-      <w:r>
-        <w:rPr>
-          <w:rFonts w:ascii="Arial" w:hAnsi="Arial" w:cs="Arial"/>
-          <w:color w:val="000000" w:themeColor="text1" w:themeTint="FF" w:themeShade="FF"/>
-          <w:lang w:val="es-ES" w:bidi="en-US"/>
-        </w:rPr>
-        <w:t>,</w:t>
-      </w:r>
-      <w:r>
-        <w:rPr>
-          <w:rFonts w:ascii="Arial" w:hAnsi="Arial" w:cs="Arial"/>
-          <w:color w:val="000000" w:themeColor="text1" w:themeTint="FF" w:themeShade="FF"/>
-          <w:lang w:val="es-ES" w:bidi="en-US"/>
-        </w:rPr>
-        <w:t xml:space="preserve"> no determina la existencia de discapacidad.</w:t>
+          <w:color w:val="000000" w:themeColor="text1"/>
+          <w:lang w:val="es-ES_tradnl" w:bidi="en-US"/>
+        </w:rPr>
+        <w:t>unque conocer los diagnósticos médicos y acceder a las historias clínicas puede ser útil para una valoración adecuada, el diagnóstico por sí solo no determina la existencia de discapacidad.</w:t>
       </w:r>
     </w:p>
     <w:p>
@@ -2939,61 +2906,6 @@
         </w:rPr>
         <w:t>permite ampliar la comprensión de las necesidades y las posibles respuestas ante los requerimientos de las personas con discapacidad. En última instancia, estas respuestas deben garantizar el ejercicio pleno de capacidades, orientadas a que cada persona pueda alcanzar autonomía y autodeterminación.</w:t>
       </w:r>
-    </w:p>
-    <w:p>
-      <w:pPr>
-        <w:pStyle w:val="Textoindependiente"/>
-        <w:spacing w:line="276" w:lineRule="auto"/>
-        <w:rPr>
-          <w:rFonts w:ascii="Arial" w:hAnsi="Arial" w:cs="Arial"/>
-          <w:color w:val="000000" w:themeColor="text1"/>
-          <w:lang w:val="es-ES_tradnl" w:bidi="es-ES"/>
-        </w:rPr>
-      </w:pPr>
-    </w:p>
-    <w:p>
-      <w:pPr>
-        <w:pStyle w:val="Textoindependiente"/>
-        <w:spacing w:line="276" w:lineRule="auto"/>
-        <w:rPr>
-          <w:rFonts w:ascii="Arial" w:hAnsi="Arial" w:cs="Arial"/>
-          <w:color w:val="000000" w:themeColor="text1"/>
-          <w:lang w:val="es-ES_tradnl" w:bidi="es-ES"/>
-        </w:rPr>
-      </w:pPr>
-    </w:p>
-    <w:p>
-      <w:pPr>
-        <w:pStyle w:val="Textoindependiente"/>
-        <w:spacing w:line="276" w:lineRule="auto"/>
-        <w:rPr>
-          <w:rFonts w:ascii="Arial" w:hAnsi="Arial" w:cs="Arial"/>
-          <w:color w:val="000000" w:themeColor="text1"/>
-          <w:lang w:val="es-ES_tradnl" w:bidi="es-ES"/>
-        </w:rPr>
-      </w:pPr>
-    </w:p>
-    <w:p>
-      <w:pPr>
-        <w:pStyle w:val="Textoindependiente"/>
-        <w:spacing w:line="276" w:lineRule="auto"/>
-        <w:rPr>
-          <w:rFonts w:ascii="Arial" w:hAnsi="Arial" w:cs="Arial"/>
-          <w:color w:val="000000" w:themeColor="text1"/>
-          <w:lang w:val="es-ES_tradnl" w:bidi="es-ES"/>
-        </w:rPr>
-      </w:pPr>
-    </w:p>
-    <w:p>
-      <w:pPr>
-        <w:pStyle w:val="Textoindependiente"/>
-        <w:spacing w:line="276" w:lineRule="auto"/>
-        <w:rPr>
-          <w:rFonts w:ascii="Arial" w:hAnsi="Arial" w:cs="Arial"/>
-          <w:color w:val="000000" w:themeColor="text1"/>
-          <w:lang w:val="es-ES_tradnl" w:bidi="es-ES"/>
-        </w:rPr>
-      </w:pPr>
     </w:p>
     <w:p>
       <w:pPr>
@@ -3427,7 +3339,7 @@
             </w:drawing>
           </mc:Choice>
           <mc:Fallback>
-            <w:pict w14:anchorId="204BBBAB">
+            <w:pict w14:anchorId="6C7EBAB6">
               <v:shape id="_x0000_s1028" style="position:absolute;left:0;text-align:left;margin-left:0;margin-top:.35pt;width:444.7pt;height:29.9pt;z-index:251660288;visibility:visible;mso-wrap-style:square;mso-width-percent:0;mso-height-percent:0;mso-wrap-distance-left:9pt;mso-wrap-distance-top:0;mso-wrap-distance-right:9pt;mso-wrap-distance-bottom:0;mso-position-horizontal:left;mso-position-horizontal-relative:margin;mso-position-vertical:absolute;mso-position-vertical-relative:text;mso-width-percent:0;mso-height-percent:0;mso-width-relative:margin;mso-height-relative:margin;v-text-anchor:top" fillcolor="white [3201]" strokeweight=".5pt" type="#_x0000_t202" o:gfxdata="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" w14:anchorId="775DF4DA">
                 <v:textbox>
                   <w:txbxContent>
@@ -4092,7 +4004,7 @@
             </w:drawing>
           </mc:Choice>
           <mc:Fallback>
-            <w:pict w14:anchorId="0DF073BC">
+            <w:pict w14:anchorId="53EA9C87">
               <v:shape id="_x0000_s1029" style="position:absolute;left:0;text-align:left;margin-left:0;margin-top:1.6pt;width:444.7pt;height:28.4pt;z-index:251662336;visibility:visible;mso-wrap-style:square;mso-width-percent:0;mso-height-percent:0;mso-wrap-distance-left:9pt;mso-wrap-distance-top:0;mso-wrap-distance-right:9pt;mso-wrap-distance-bottom:0;mso-position-horizontal:left;mso-position-horizontal-relative:margin;mso-position-vertical:absolute;mso-position-vertical-relative:text;mso-width-percent:0;mso-height-percent:0;mso-width-relative:margin;mso-height-relative:margin;v-text-anchor:top" fillcolor="white [3201]" strokeweight=".5pt" type="#_x0000_t202" o:gfxdata="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" w14:anchorId="67F0FF6A">
                 <v:textbox>
                   <w:txbxContent>
@@ -4946,7 +4858,7 @@
             </w:drawing>
           </mc:Choice>
           <mc:Fallback>
-            <w:pict w14:anchorId="63070F09">
+            <w:pict w14:anchorId="0E0112BF">
               <v:shape id="Cuadro de texto 3" style="width:2in;height:2in;visibility:visible;mso-wrap-style:none;mso-left-percent:-10001;mso-top-percent:-10001;mso-position-horizontal:absolute;mso-position-horizontal-relative:char;mso-position-vertical:absolute;mso-position-vertical-relative:line;mso-left-percent:-10001;mso-top-percent:-10001;v-text-anchor:top" o:spid="_x0000_s1030" fillcolor="#4f81bd [3204]" strokecolor="white [3201]" strokeweight="3pt" type="#_x0000_t202" o:gfxdata="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" w14:anchorId="4A1CAF9F">
                 <v:shadow on="t" color="black" opacity="24903f" offset="0,.55556mm" origin=",.5"/>
                 <v:textbox style="mso-fit-shape-to-text:t">
@@ -5824,7 +5736,7 @@
             </w:drawing>
           </mc:Choice>
           <mc:Fallback>
-            <w:pict w14:anchorId="4FBFD512">
+            <w:pict w14:anchorId="71E1E2B1">
               <v:rect id="Rectángulo 42828022" style="width:426.15pt;height:57.65pt;visibility:visible;mso-wrap-style:square;mso-left-percent:-10001;mso-top-percent:-10001;mso-position-horizontal:absolute;mso-position-horizontal-relative:char;mso-position-vertical:absolute;mso-position-vertical-relative:line;mso-left-percent:-10001;mso-top-percent:-10001;v-text-anchor:middle" o:spid="_x0000_s1031" fillcolor="#39a900" strokecolor="#42719b" strokeweight="1pt" w14:anchorId="03A4B82C" o:gfxdata="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">
                 <v:stroke miterlimit="5243f" startarrowwidth="narrow" startarrowlength="short" endarrowwidth="narrow" endarrowlength="short"/>
                 <v:textbox inset="2.53958mm,1.2694mm,2.53958mm,1.2694mm">
@@ -6332,7 +6244,7 @@
             </w:drawing>
           </mc:Choice>
           <mc:Fallback>
-            <w:pict w14:anchorId="52535E03">
+            <w:pict w14:anchorId="2E0D4DAF">
               <v:shape id="_x0000_s1032" style="position:absolute;margin-left:1.45pt;margin-top:18.75pt;width:444.7pt;height:30.85pt;z-index:251661312;visibility:visible;mso-wrap-style:square;mso-width-percent:0;mso-height-percent:0;mso-wrap-distance-left:9pt;mso-wrap-distance-top:0;mso-wrap-distance-right:9pt;mso-wrap-distance-bottom:0;mso-position-horizontal:absolute;mso-position-horizontal-relative:margin;mso-position-vertical:absolute;mso-position-vertical-relative:text;mso-width-percent:0;mso-height-percent:0;mso-width-relative:margin;mso-height-relative:margin;v-text-anchor:top" fillcolor="white [3201]" strokeweight=".5pt" type="#_x0000_t202" o:gfxdata="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" w14:anchorId="1345B504">
                 <v:textbox>
                   <w:txbxContent>
@@ -7586,7 +7498,7 @@
           <w:color w:val="000000" w:themeColor="text1" w:themeTint="FF" w:themeShade="FF"/>
           <w:lang w:val="es-ES" w:bidi="en-US"/>
         </w:rPr>
-        <w:t>Comprender las tres dimensiones de la accesibilidad —accesibilidad, ajustes razonables y acciones afirmativas— es fundamental para quienes facilitan procesos de valoración de apoyos. Es necesario tener presente que la accesibilidad constituye un derecho y</w:t>
+        <w:t xml:space="preserve">Comprender las tres dimensiones de la accesibilidad —accesibilidad, ajustes razonables y acciones afirmativas— es fundamental para quienes facilitan procesos de valoración de apoyos. </w:t>
       </w:r>
       <w:r>
         <w:rPr>
@@ -7594,7 +7506,7 @@
           <w:color w:val="000000" w:themeColor="text1" w:themeTint="FF" w:themeShade="FF"/>
           <w:lang w:val="es-ES" w:bidi="en-US"/>
         </w:rPr>
-        <w:t>,</w:t>
+        <w:t>Es necesario tener presente que la accesibilidad constituye un derecho y</w:t>
       </w:r>
       <w:r>
         <w:rPr>
@@ -7602,7 +7514,23 @@
           <w:color w:val="000000" w:themeColor="text1" w:themeTint="FF" w:themeShade="FF"/>
           <w:lang w:val="es-ES" w:bidi="en-US"/>
         </w:rPr>
-        <w:t xml:space="preserve"> por tanto, debe garantizarse mediante estrategias de implementación adaptadas tanto al tipo de discapacidad como a las necesidades particulares de cada persona. Estas estrategias deben construirse siempre de manera concertada con la persona, lo que se denomina ajuste razonable (REDI, 2023).</w:t>
+        <w:t>,</w:t>
+      </w:r>
+      <w:r>
+        <w:rPr>
+          <w:rFonts w:ascii="Arial" w:hAnsi="Arial" w:cs="Arial"/>
+          <w:color w:val="000000" w:themeColor="text1" w:themeTint="FF" w:themeShade="FF"/>
+          <w:lang w:val="es-ES" w:bidi="en-US"/>
+        </w:rPr>
+        <w:t xml:space="preserve"> por tanto, debe garantizarse mediante estrategias de implementación adaptadas tanto al tipo de discapacidad como a las necesidades particulares de cada persona.</w:t>
+      </w:r>
+      <w:r>
+        <w:rPr>
+          <w:rFonts w:ascii="Arial" w:hAnsi="Arial" w:cs="Arial"/>
+          <w:color w:val="000000" w:themeColor="text1" w:themeTint="FF" w:themeShade="FF"/>
+          <w:lang w:val="es-ES" w:bidi="en-US"/>
+        </w:rPr>
+        <w:t xml:space="preserve"> Estas estrategias deben construirse siempre de manera concertada con la persona, lo que se denomina ajuste razonable (REDI, 2023).</w:t>
       </w:r>
     </w:p>
     <w:p>
@@ -7705,7 +7633,7 @@
             </w:drawing>
           </mc:Choice>
           <mc:Fallback>
-            <w:pict w14:anchorId="068075A9">
+            <w:pict w14:anchorId="36B5D18F">
               <v:shape id="Cuadro de texto 4" style="width:2in;height:2in;visibility:visible;mso-wrap-style:none;mso-left-percent:-10001;mso-top-percent:-10001;mso-position-horizontal:absolute;mso-position-horizontal-relative:char;mso-position-vertical:absolute;mso-position-vertical-relative:line;mso-left-percent:-10001;mso-top-percent:-10001;v-text-anchor:top" o:spid="_x0000_s1033" fillcolor="#4f81bd [3204]" strokecolor="white [3201]" strokeweight="3pt" type="#_x0000_t202" o:gfxdata="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" w14:anchorId="5FCEA11B">
                 <v:shadow on="t" color="black" opacity="24903f" offset="0,.55556mm" origin=",.5"/>
                 <v:textbox style="mso-fit-shape-to-text:t">
@@ -8058,7 +7986,7 @@
             </w:drawing>
           </mc:Choice>
           <mc:Fallback>
-            <w:pict w14:anchorId="08F5C07A">
+            <w:pict w14:anchorId="291A2C25">
               <v:shape id="_x0000_s1034" style="position:absolute;left:0;text-align:left;margin-left:-18.6pt;margin-top:161.8pt;width:490pt;height:29.4pt;z-index:251663360;visibility:visible;mso-wrap-style:square;mso-width-percent:0;mso-height-percent:0;mso-wrap-distance-left:9pt;mso-wrap-distance-top:0;mso-wrap-distance-right:9pt;mso-wrap-distance-bottom:0;mso-position-horizontal:absolute;mso-position-horizontal-relative:margin;mso-position-vertical:absolute;mso-position-vertical-relative:text;mso-width-percent:0;mso-height-percent:0;mso-width-relative:margin;mso-height-relative:margin;v-text-anchor:top" fillcolor="white [3201]" strokeweight=".5pt" type="#_x0000_t202" o:gfxdata="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" w14:anchorId="20C53E8F">
                 <v:textbox>
                   <w:txbxContent>
@@ -8648,7 +8576,7 @@
             </w:drawing>
           </mc:Choice>
           <mc:Fallback>
-            <w:pict w14:anchorId="3F928662">
+            <w:pict w14:anchorId="1DBE4069">
               <v:rect id="Rectángulo 1260234880" style="width:426.15pt;height:57.65pt;visibility:visible;mso-wrap-style:square;mso-left-percent:-10001;mso-top-percent:-10001;mso-position-horizontal:absolute;mso-position-horizontal-relative:char;mso-position-vertical:absolute;mso-position-vertical-relative:line;mso-left-percent:-10001;mso-top-percent:-10001;v-text-anchor:middle" o:spid="_x0000_s1035" fillcolor="#39a900" strokecolor="#42719b" strokeweight="1pt" w14:anchorId="52669EC5" o:gfxdata="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">
                 <v:stroke miterlimit="5243f" startarrowwidth="narrow" startarrowlength="short" endarrowwidth="narrow" endarrowlength="short"/>
                 <v:textbox inset="2.53958mm,1.2694mm,2.53958mm,1.2694mm">
@@ -8671,7 +8599,6 @@
                       <w:r>
                         <w:t xml:space="preserve"> </w:t>
                       </w:r>
-                      <w:proofErr w:type="spellStart"/>
                       <w:r>
                         <w:rPr>
                           <w:b/>
@@ -8812,7 +8739,6 @@
                         </w:rPr>
                         <w:t>capacitismo</w:t>
                       </w:r>
-                      <w:proofErr w:type="spellEnd"/>
                     </w:p>
                   </w:txbxContent>
                 </v:textbox>
@@ -9210,7 +9136,7 @@
             </w:drawing>
           </mc:Choice>
           <mc:Fallback>
-            <w:pict w14:anchorId="6CD15F4A">
+            <w:pict w14:anchorId="661BE703">
               <v:shape id="_x0000_s1036" style="position:absolute;left:0;text-align:left;margin-left:393.5pt;margin-top:1.1pt;width:444.7pt;height:39.65pt;z-index:251664384;visibility:visible;mso-wrap-style:square;mso-width-percent:0;mso-height-percent:0;mso-wrap-distance-left:9pt;mso-wrap-distance-top:0;mso-wrap-distance-right:9pt;mso-wrap-distance-bottom:0;mso-position-horizontal:right;mso-position-horizontal-relative:margin;mso-position-vertical:absolute;mso-position-vertical-relative:text;mso-width-percent:0;mso-height-percent:0;mso-width-relative:margin;mso-height-relative:margin;v-text-anchor:top" fillcolor="white [3201]" strokeweight=".5pt" type="#_x0000_t202" o:gfxdata="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" w14:anchorId="0EA122DD">
                 <v:textbox>
                   <w:txbxContent>
@@ -9538,7 +9464,15 @@
           <w:color w:val="000000" w:themeColor="text1" w:themeTint="FF" w:themeShade="FF"/>
           <w:lang w:val="es-ES" w:bidi="en-US"/>
         </w:rPr>
-        <w:t xml:space="preserve">Asimismo, es importante recordar que el informe de valoración de apoyos constituye el momento de cierre del proceso. En él se recopila la información aportada por la persona con discapacidad y su red de apoyo durante los distintos encuentros. Se espera que este documento sea claro, coherente y ajustado a la realidad de las </w:t>
+        <w:t>Asimismo, es importante recordar que el informe de valoración de apoyos constituye el momento de cierre del proceso.</w:t>
+      </w:r>
+      <w:r>
+        <w:rPr>
+          <w:rFonts w:ascii="Arial" w:hAnsi="Arial" w:cs="Arial"/>
+          <w:color w:val="000000" w:themeColor="text1" w:themeTint="FF" w:themeShade="FF"/>
+          <w:lang w:val="es-ES" w:bidi="en-US"/>
+        </w:rPr>
+        <w:t xml:space="preserve"> En él se recopila la información aportada por la persona con discapacidad y su red de apoyo durante los distintos encuentros. Se espera que este documento sea claro, coherente y ajustado a la realidad de las </w:t>
       </w:r>
       <w:r>
         <w:rPr>
@@ -10419,7 +10353,7 @@
             </w:drawing>
           </mc:Choice>
           <mc:Fallback>
-            <w:pict w14:anchorId="17F485A7">
+            <w:pict w14:anchorId="68FD447D">
               <v:shape id="Cuadro de texto 9" style="position:absolute;margin-left:304.8pt;margin-top:179.7pt;width:63pt;height:20.25pt;z-index:251672576;visibility:visible;mso-wrap-style:square;mso-width-percent:0;mso-height-percent:0;mso-wrap-distance-left:9pt;mso-wrap-distance-top:0;mso-wrap-distance-right:9pt;mso-wrap-distance-bottom:0;mso-position-horizontal:absolute;mso-position-horizontal-relative:margin;mso-position-vertical:absolute;mso-position-vertical-relative:text;mso-width-percent:0;mso-height-percent:0;mso-width-relative:margin;mso-height-relative:margin;v-text-anchor:top" o:spid="_x0000_s1037" fillcolor="white [3201]" stroked="f" strokeweight=".5pt" type="#_x0000_t202" o:gfxdata="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" w14:anchorId="44F7EE32">
                 <v:textbox>
                   <w:txbxContent>
@@ -10532,7 +10466,7 @@
             </w:drawing>
           </mc:Choice>
           <mc:Fallback>
-            <w:pict w14:anchorId="623D16EA">
+            <w:pict w14:anchorId="41FCE55F">
               <v:shape id="Cuadro de texto 29" style="position:absolute;margin-left:204pt;margin-top:77.25pt;width:80.25pt;height:20.25pt;z-index:251666432;visibility:visible;mso-wrap-style:square;mso-width-percent:0;mso-height-percent:0;mso-wrap-distance-left:9pt;mso-wrap-distance-top:0;mso-wrap-distance-right:9pt;mso-wrap-distance-bottom:0;mso-position-horizontal:absolute;mso-position-horizontal-relative:margin;mso-position-vertical:absolute;mso-position-vertical-relative:text;mso-width-percent:0;mso-height-percent:0;mso-width-relative:margin;mso-height-relative:margin;v-text-anchor:top" o:spid="_x0000_s1038" fillcolor="white [3201]" stroked="f" strokeweight=".5pt" type="#_x0000_t202" o:gfxdata="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" w14:anchorId="4B2B519B">
                 <v:textbox>
                   <w:txbxContent>
@@ -10645,7 +10579,7 @@
             </w:drawing>
           </mc:Choice>
           <mc:Fallback>
-            <w:pict w14:anchorId="57D5020A">
+            <w:pict w14:anchorId="2B29203F">
               <v:shape id="Cuadro de texto 8" style="position:absolute;margin-left:137.55pt;margin-top:190.95pt;width:63pt;height:20.25pt;z-index:251670528;visibility:visible;mso-wrap-style:square;mso-width-percent:0;mso-height-percent:0;mso-wrap-distance-left:9pt;mso-wrap-distance-top:0;mso-wrap-distance-right:9pt;mso-wrap-distance-bottom:0;mso-position-horizontal:absolute;mso-position-horizontal-relative:margin;mso-position-vertical:absolute;mso-position-vertical-relative:text;mso-width-percent:0;mso-height-percent:0;mso-width-relative:margin;mso-height-relative:margin;v-text-anchor:top" o:spid="_x0000_s1039" fillcolor="white [3201]" stroked="f" strokeweight=".5pt" type="#_x0000_t202" o:gfxdata="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" w14:anchorId="0BFAE7EF">
                 <v:textbox>
                   <w:txbxContent>
@@ -10758,7 +10692,7 @@
             </w:drawing>
           </mc:Choice>
           <mc:Fallback>
-            <w:pict w14:anchorId="25BDB0EA">
+            <w:pict w14:anchorId="14AE092B">
               <v:shape id="Cuadro de texto 7" style="position:absolute;margin-left:-37.15pt;margin-top:172.2pt;width:63pt;height:20.25pt;z-index:251668480;visibility:visible;mso-wrap-style:square;mso-width-percent:0;mso-height-percent:0;mso-wrap-distance-left:9pt;mso-wrap-distance-top:0;mso-wrap-distance-right:9pt;mso-wrap-distance-bottom:0;mso-position-horizontal:absolute;mso-position-horizontal-relative:margin;mso-position-vertical:absolute;mso-position-vertical-relative:text;mso-width-percent:0;mso-height-percent:0;mso-width-relative:margin;mso-height-relative:margin;v-text-anchor:top" o:spid="_x0000_s1040" fillcolor="white [3201]" stroked="f" strokeweight=".5pt" type="#_x0000_t202" o:gfxdata="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" w14:anchorId="1171629E">
                 <v:textbox>
                   <w:txbxContent>
@@ -11914,7 +11848,7 @@
                 <w:szCs w:val="20"/>
                 <w:lang w:val="es-ES"/>
               </w:rPr>
-              <w:t xml:space="preserve">Montenegro, </w:t>
+              <w:t xml:space="preserve">Montenegro </w:t>
             </w:r>
             <w:r>
               <w:rPr>
@@ -11962,7 +11896,7 @@
               </w:rPr>
               <w:t xml:space="preserve">, (20), 247–266. </w:t>
             </w:r>
-            <w:hyperlink r:id="Rd6bf4d990efd4058">
+            <w:hyperlink r:id="Reb7fb442226d482b">
               <w:r>
                 <w:rPr>
                   <w:rStyle w:val="Hipervnculo"/>
@@ -14032,7 +13966,18 @@
                 <w:szCs w:val="20"/>
                 <w:lang w:val="es-ES"/>
               </w:rPr>
-              <w:t>es el proceso que se realiza, con base en estándares técnicos, que tiene como finalidad determinar cuáles son los apoyos formales que requiere una persona para tomar decisiones relacionadas con el ejercicio de su capacidad legal. (Ley 1996, 2019, Colombia, Art. 3)</w:t>
+              <w:t>es el proceso que se realiza, con base en estándares técnicos, que tiene como finalidad determinar cuáles son los apoyos formales que requiere una persona para tomar decisiones relacionadas con el ejercicio de su capacidad legal.</w:t>
+            </w:r>
+            <w:r>
+              <w:rPr>
+                <w:b w:val="0"/>
+                <w:bCs w:val="0"/>
+                <w:color w:val="000000" w:themeColor="text1" w:themeTint="FF" w:themeShade="FF"/>
+                <w:sz w:val="20"/>
+                <w:szCs w:val="20"/>
+                <w:lang w:val="es-ES"/>
+              </w:rPr>
+              <w:t xml:space="preserve"> (Ley 1996, 2019, Colombia, Art. 3)</w:t>
             </w:r>
             <w:r>
               <w:rPr>
@@ -17184,7 +17129,7 @@
         <w:t>check</w:t>
       </w:r>
       <w:r>
-        <w:t xml:space="preserve"> de color azul, indicando que esa opción está seleccionada. En la parte superior del rectángulo hay un rectángulo pequeño de color naranja, que podría representar un encabezado o un título. Justo hacia la parte inferior derecha del gráfico del formulario, hay un escudo amarillo con bordes negros y un símbolo de verificación, también en negro, lo que podría simbolizar seguridad o protección. En el fondo, detrás del formulario, hay un círculo grande y amarillo situado ligeramente hacia la izquierda, entremezclado con pequeños círculos y líneas curvas negras que aportan elementos decorativos flotantes al diseño. La atmósfera de la imagen es ordenada, moderna y transmite un concepto de confianza y simplicidad. No aparecen personas en la ilustración; toda la composición está hecha con formas gráficas limpias y colores claros, predominantemente blanco, amarillo, naranja, gris y negro. El diseño parece estar enfocado en representar conceptos como seguridad, validación o selección en un contexto digital..</w:t>
+        <w:t xml:space="preserve"> de color azul, indicando que esa opción está seleccionada. En la parte superior del rectángulo hay un rectángulo pequeño de color naranja, que podría representar un encabezado o un título. Justo hacia la parte inferior derecha del gráfico del formulario, hay un escudo amarillo con bordes negros y un símbolo de verificación, también en negro, lo que podría simbolizar seguridad o protección. En el fondo, detrás del formulario, hay un círculo grande y amarillo situado ligeramente hacia la izquierda, entremezclado con pequeños círculos y líneas curvas negras que aportan elementos decorativos flotantes al diseño. La atmósfera de la imagen es ordenada, moderna y transmite un concepto de confianza y simplicidad. No aparecen personas en la ilustración; toda la composición está hecha con formas gráficas limpias y colores claros, predominantemente blanco, amarillo, naranja, gris y negro. El diseño parece estar enfocado en representar conceptos como seguridad, validación o selección en un contexto digital.</w:t>
       </w:r>
     </w:p>
   </w:comment>
@@ -17743,7 +17688,7 @@
         <w:pStyle w:val="Textocomentario"/>
       </w:pPr>
       <w:r>
-        <w:t xml:space="preserve">¿Qué se constituye en acciones afirmativas, en el proceso de valoración de apoyos? </w:t>
+        <w:t xml:space="preserve">¿Qué se constituye en acciones afirmativas en el proceso de valoración de apoyos? </w:t>
       </w:r>
     </w:p>
   </w:comment>
@@ -18269,7 +18214,7 @@
           </w:drawing>
         </mc:Choice>
         <mc:Fallback>
-          <w:pict w14:anchorId="163B0E89">
+          <w:pict w14:anchorId="7D1633DE">
             <v:shapetype id="_x0000_t202" coordsize="21600,21600" o:spt="202" path="m,l,21600r21600,l21600,xe" w14:anchorId="29F603A6">
               <v:stroke joinstyle="miter"/>
               <v:path gradientshapeok="t" o:connecttype="rect"/>
@@ -18508,7 +18453,7 @@
           </w:drawing>
         </mc:Choice>
         <mc:Fallback>
-          <w:pict w14:anchorId="0BA44216">
+          <w:pict w14:anchorId="36C54F38">
             <v:shape id="Shape 143" style="position:absolute;margin-left:330.7pt;margin-top:720.1pt;width:192.95pt;height:36.95pt;z-index:-251650048;visibility:visible;mso-wrap-style:none;mso-wrap-distance-left:0;mso-wrap-distance-top:0;mso-wrap-distance-right:0;mso-wrap-distance-bottom:0;mso-position-horizontal:absolute;mso-position-horizontal-relative:page;mso-position-vertical:absolute;mso-position-vertical-relative:page;v-text-anchor:top" o:spid="_x0000_s1044" filled="f" stroked="f" type="#_x0000_t202" o:gfxdata="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" w14:anchorId="5D8C2F19">
               <v:textbox style="mso-fit-shape-to-text:t" inset="0,0,0,0">
                 <w:txbxContent>
@@ -18753,7 +18698,7 @@
           </w:drawing>
         </mc:Choice>
         <mc:Fallback>
-          <w:pict w14:anchorId="3DDF87A5">
+          <w:pict w14:anchorId="24FA3D0C">
             <v:shapetype id="_x0000_t202" coordsize="21600,21600" o:spt="202" path="m,l,21600r21600,l21600,xe" w14:anchorId="6DA19F54">
               <v:stroke joinstyle="miter"/>
               <v:path gradientshapeok="t" o:connecttype="rect"/>
@@ -18992,7 +18937,7 @@
           </w:drawing>
         </mc:Choice>
         <mc:Fallback>
-          <w:pict w14:anchorId="1990EE97">
+          <w:pict w14:anchorId="560F63D1">
             <v:shape id="Shape 135" style="position:absolute;margin-left:330.7pt;margin-top:720.1pt;width:192.95pt;height:36.95pt;z-index:-251654144;visibility:visible;mso-wrap-style:none;mso-wrap-distance-left:0;mso-wrap-distance-top:0;mso-wrap-distance-right:0;mso-wrap-distance-bottom:0;mso-position-horizontal:absolute;mso-position-horizontal-relative:page;mso-position-vertical:absolute;mso-position-vertical-relative:page;v-text-anchor:top" o:spid="_x0000_s1046" filled="f" stroked="f" type="#_x0000_t202" o:gfxdata="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" w14:anchorId="465A0117">
               <v:textbox style="mso-fit-shape-to-text:t" inset="0,0,0,0">
                 <w:txbxContent>
@@ -19384,7 +19329,7 @@
           </w:drawing>
         </mc:Choice>
         <mc:Fallback>
-          <w:pict w14:anchorId="5BC108E3">
+          <w:pict w14:anchorId="1F3D96C5">
             <v:shapetype id="_x0000_t202" coordsize="21600,21600" o:spt="202" path="m,l,21600r21600,l21600,xe" w14:anchorId="20142C5E">
               <v:stroke joinstyle="miter"/>
               <v:path gradientshapeok="t" o:connecttype="rect"/>
@@ -19553,7 +19498,7 @@
           </w:drawing>
         </mc:Choice>
         <mc:Fallback>
-          <w:pict w14:anchorId="14BE90AD">
+          <w:pict w14:anchorId="72399BEA">
             <v:shape id="Shape 139" style="position:absolute;margin-left:88.25pt;margin-top:97.1pt;width:52.8pt;height:12pt;z-index:-251652096;visibility:visible;mso-wrap-style:none;mso-wrap-distance-left:0;mso-wrap-distance-top:0;mso-wrap-distance-right:0;mso-wrap-distance-bottom:0;mso-position-horizontal:absolute;mso-position-horizontal-relative:page;mso-position-vertical:absolute;mso-position-vertical-relative:page;v-text-anchor:top" o:spid="_x0000_s1042" filled="f" stroked="f" type="#_x0000_t202" o:gfxdata="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" w14:anchorId="58D9DC56">
               <v:textbox style="mso-fit-shape-to-text:t" inset="0,0,0,0">
                 <w:txbxContent>
@@ -38423,36 +38368,6 @@
 </file>
 
 <file path=customXml/item1.xml><?xml version="1.0" encoding="utf-8"?>
-<b:Sources xmlns:b="http://schemas.openxmlformats.org/officeDocument/2006/bibliography" xmlns="http://schemas.openxmlformats.org/officeDocument/2006/bibliography" SelectedStyle="\APASixthEditionOfficeOnline.xsl" StyleName="APA" Version="6"/>
-</file>
-
-<file path=customXml/item2.xml><?xml version="1.0" encoding="utf-8"?>
-<p:properties xmlns:p="http://schemas.microsoft.com/office/2006/metadata/properties" xmlns:xsi="http://www.w3.org/2001/XMLSchema-instance" xmlns:pc="http://schemas.microsoft.com/office/infopath/2007/PartnerControls">
-  <documentManagement>
-    <TaxCatchAll xmlns="2c0ff4f8-6664-4eb8-8bb0-965f2536cb1b" xsi:nil="true"/>
-    <lcf76f155ced4ddcb4097134ff3c332f xmlns="2b6b437a-5846-4934-ac66-7de06297595b">
-      <Terms xmlns="http://schemas.microsoft.com/office/infopath/2007/PartnerControls"/>
-    </lcf76f155ced4ddcb4097134ff3c332f>
-  </documentManagement>
-</p:properties>
-</file>
-
-<file path=customXml/item3.xml><?xml version="1.0" encoding="utf-8"?>
-<go:gDocsCustomXmlDataStorage xmlns:go="http://customooxmlschemas.google.com/" xmlns:r="http://schemas.openxmlformats.org/officeDocument/2006/relationships">
-  <go:docsCustomData xmlns:go="http://customooxmlschemas.google.com/" roundtripDataSignature="AMtx7mgVwfTnThMJ3osM2v0+q+LoagmeAQ==">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</go:docsCustomData>
-</go:gDocsCustomXmlDataStorage>
-</file>
-
-<file path=customXml/item4.xml><?xml version="1.0" encoding="utf-8"?>
-<?mso-contentType ?>
-<FormTemplates xmlns="http://schemas.microsoft.com/sharepoint/v3/contenttype/forms">
-  <Display>DocumentLibraryForm</Display>
-  <Edit>DocumentLibraryForm</Edit>
-  <New>DocumentLibraryForm</New>
-</FormTemplates>
-</file>
-
-<file path=customXml/item5.xml><?xml version="1.0" encoding="utf-8"?>
 <ct:contentTypeSchema xmlns:ct="http://schemas.microsoft.com/office/2006/metadata/contentType" xmlns:ma="http://schemas.microsoft.com/office/2006/metadata/properties/metaAttributes" ct:_="" ma:_="" ma:contentTypeName="Documento" ma:contentTypeID="0x010100FD531872C7CE554584EF00C37E403D8B" ma:contentTypeVersion="12" ma:contentTypeDescription="Crear nuevo documento." ma:contentTypeScope="" ma:versionID="31ec82868ee9b6bc1821db441fdafaf4">
   <xsd:schema xmlns:xsd="http://www.w3.org/2001/XMLSchema" xmlns:xs="http://www.w3.org/2001/XMLSchema" xmlns:p="http://schemas.microsoft.com/office/2006/metadata/properties" xmlns:ns2="2b6b437a-5846-4934-ac66-7de06297595b" xmlns:ns3="2c0ff4f8-6664-4eb8-8bb0-965f2536cb1b" targetNamespace="http://schemas.microsoft.com/office/2006/metadata/properties" ma:root="true" ma:fieldsID="dfd02cd6e973274cdf3c9f2822ea5e9d" ns2:_="" ns3:_="">
     <xsd:import namespace="2b6b437a-5846-4934-ac66-7de06297595b"/>
@@ -38653,30 +38568,53 @@
 </ct:contentTypeSchema>
 </file>
 
+<file path=customXml/item2.xml><?xml version="1.0" encoding="utf-8"?>
+<go:gDocsCustomXmlDataStorage xmlns:go="http://customooxmlschemas.google.com/" xmlns:r="http://schemas.openxmlformats.org/officeDocument/2006/relationships">
+  <go:docsCustomData xmlns:go="http://customooxmlschemas.google.com/" roundtripDataSignature="AMtx7mgVwfTnThMJ3osM2v0+q+LoagmeAQ==">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</go:docsCustomData>
+</go:gDocsCustomXmlDataStorage>
+</file>
+
+<file path=customXml/item3.xml><?xml version="1.0" encoding="utf-8"?>
+<b:Sources xmlns:b="http://schemas.openxmlformats.org/officeDocument/2006/bibliography" xmlns="http://schemas.openxmlformats.org/officeDocument/2006/bibliography" SelectedStyle="\APASixthEditionOfficeOnline.xsl" StyleName="APA" Version="6"/>
+</file>
+
+<file path=customXml/item4.xml><?xml version="1.0" encoding="utf-8"?>
+<?mso-contentType ?>
+<FormTemplates xmlns="http://schemas.microsoft.com/sharepoint/v3/contenttype/forms">
+  <Display>DocumentLibraryForm</Display>
+  <Edit>DocumentLibraryForm</Edit>
+  <New>DocumentLibraryForm</New>
+</FormTemplates>
+</file>
+
+<file path=customXml/item5.xml><?xml version="1.0" encoding="utf-8"?>
+<p:properties xmlns:p="http://schemas.microsoft.com/office/2006/metadata/properties" xmlns:xsi="http://www.w3.org/2001/XMLSchema-instance" xmlns:pc="http://schemas.microsoft.com/office/infopath/2007/PartnerControls">
+  <documentManagement>
+    <TaxCatchAll xmlns="2c0ff4f8-6664-4eb8-8bb0-965f2536cb1b" xsi:nil="true"/>
+    <lcf76f155ced4ddcb4097134ff3c332f xmlns="2b6b437a-5846-4934-ac66-7de06297595b">
+      <Terms xmlns="http://schemas.microsoft.com/office/infopath/2007/PartnerControls"/>
+    </lcf76f155ced4ddcb4097134ff3c332f>
+  </documentManagement>
+</p:properties>
+</file>
+
 <file path=customXml/itemProps1.xml><?xml version="1.0" encoding="utf-8"?>
-<ds:datastoreItem xmlns:ds="http://schemas.openxmlformats.org/officeDocument/2006/customXml" ds:itemID="{A900727D-6FC9-404C-8D8E-15E8AAE3A4D7}">
-  <ds:schemaRefs>
-    <ds:schemaRef ds:uri="http://schemas.openxmlformats.org/officeDocument/2006/bibliography"/>
-  </ds:schemaRefs>
-</ds:datastoreItem>
+<ds:datastoreItem xmlns:ds="http://schemas.openxmlformats.org/officeDocument/2006/customXml" ds:itemID="{9D63BDE7-2CA3-478B-AF5E-EB5A7CB5D41C}"/>
 </file>
 
 <file path=customXml/itemProps2.xml><?xml version="1.0" encoding="utf-8"?>
-<ds:datastoreItem xmlns:ds="http://schemas.openxmlformats.org/officeDocument/2006/customXml" ds:itemID="{F37F9110-465B-45DF-8B3C-CE0F643F750C}">
+<ds:datastoreItem xmlns:ds="http://schemas.openxmlformats.org/officeDocument/2006/customXml" ds:itemID="{11111111-1234-1234-1234-123412341234}">
   <ds:schemaRefs>
-    <ds:schemaRef ds:uri="http://schemas.microsoft.com/office/2006/metadata/properties"/>
-    <ds:schemaRef ds:uri="http://schemas.microsoft.com/office/infopath/2007/PartnerControls"/>
-    <ds:schemaRef ds:uri="2c0ff4f8-6664-4eb8-8bb0-965f2536cb1b"/>
-    <ds:schemaRef ds:uri="2b6b437a-5846-4934-ac66-7de06297595b"/>
+    <ds:schemaRef ds:uri="http://customooxmlschemas.google.com/"/>
+    <ds:schemaRef ds:uri="http://schemas.openxmlformats.org/officeDocument/2006/relationships"/>
   </ds:schemaRefs>
 </ds:datastoreItem>
 </file>
 
 <file path=customXml/itemProps3.xml><?xml version="1.0" encoding="utf-8"?>
-<ds:datastoreItem xmlns:ds="http://schemas.openxmlformats.org/officeDocument/2006/customXml" ds:itemID="{11111111-1234-1234-1234-123412341234}">
+<ds:datastoreItem xmlns:ds="http://schemas.openxmlformats.org/officeDocument/2006/customXml" ds:itemID="{A900727D-6FC9-404C-8D8E-15E8AAE3A4D7}">
   <ds:schemaRefs>
-    <ds:schemaRef ds:uri="http://customooxmlschemas.google.com/"/>
-    <ds:schemaRef ds:uri="http://schemas.openxmlformats.org/officeDocument/2006/relationships"/>
+    <ds:schemaRef ds:uri="http://schemas.openxmlformats.org/officeDocument/2006/bibliography"/>
   </ds:schemaRefs>
 </ds:datastoreItem>
 </file>
@@ -38690,5 +38628,12 @@
 </file>
 
 <file path=customXml/itemProps5.xml><?xml version="1.0" encoding="utf-8"?>
-<ds:datastoreItem xmlns:ds="http://schemas.openxmlformats.org/officeDocument/2006/customXml" ds:itemID="{167CF803-3486-460B-BAFF-17D17EC693E6}"/>
+<ds:datastoreItem xmlns:ds="http://schemas.openxmlformats.org/officeDocument/2006/customXml" ds:itemID="{F37F9110-465B-45DF-8B3C-CE0F643F750C}">
+  <ds:schemaRefs>
+    <ds:schemaRef ds:uri="http://schemas.microsoft.com/office/2006/metadata/properties"/>
+    <ds:schemaRef ds:uri="http://schemas.microsoft.com/office/infopath/2007/PartnerControls"/>
+    <ds:schemaRef ds:uri="2c0ff4f8-6664-4eb8-8bb0-965f2536cb1b"/>
+    <ds:schemaRef ds:uri="2b6b437a-5846-4934-ac66-7de06297595b"/>
+  </ds:schemaRefs>
+</ds:datastoreItem>
 </file>